--- a/Volume 1/Chapter 05 - CRUD Applications/SPA_Vol1_Ch5_Lesson5_2_Read_Records.docx
+++ b/Volume 1/Chapter 05 - CRUD Applications/SPA_Vol1_Ch5_Lesson5_2_Read_Records.docx
@@ -1389,8 +1389,411 @@
       </w:pPr>
     </w:p>
     <w:p>
-      <w:r>
-        <w:t>Save each source and supporting file from this lesson into the matching path in the project layout. As in Chapter 1, notepad .\c\basic_contacts.c creates and opens one: choose Yes, type the file, save it with Ctrl+S, and close Notepad (on Linux or macOS, nano ./c/basic_contacts.c: type the file, then save and close it with Ctrl+O, Enter, then Ctrl+X).</w:t>
+      <w:pPr>
+        <w:pStyle w:val="Heading3"/>
+      </w:pPr>
+      <w:r>
+        <w:t>Windows PowerShell Project Files Setup</w:t>
+      </w:r>
+    </w:p>
+    <w:p>
+      <w:pPr>
+        <w:keepNext/>
+      </w:pPr>
+      <w:r>
+        <w:t>Next, let the tools create each project's settings file, as in Chapter 1. Remember, dotnet new console -o makes a C# project with a .csproj file and a starter Program.cs; you replace Program.cs with this lesson's code in the C# section. Remember, go mod init makes the .\go folder a module by writing .\go\go.mod; its go line shows the Go version you have installed. Remember, npm init -y, npm pkg, then npm install: npm init and npm pkg write .\typescript\package.json here, and Step 2 installs the packages.</w:t>
+      </w:r>
+    </w:p>
+    <w:p>
+      <w:pPr>
+        <w:keepNext/>
+      </w:pPr>
+    </w:p>
+    <w:p>
+      <w:pPr>
+        <w:pStyle w:val="CommandBlock"/>
+        <w:keepNext/>
+      </w:pPr>
+      <w:r>
+        <w:t>dotnet new console -o .\csharp\BasicContacts</w:t>
+      </w:r>
+    </w:p>
+    <w:p>
+      <w:pPr>
+        <w:pStyle w:val="CommandBlock"/>
+        <w:keepNext/>
+      </w:pPr>
+      <w:r>
+        <w:t>dotnet new console -o .\csharp\Contacts</w:t>
+      </w:r>
+    </w:p>
+    <w:p>
+      <w:pPr>
+        <w:pStyle w:val="CommandBlock"/>
+        <w:keepNext/>
+      </w:pPr>
+      <w:r>
+        <w:t>go -C .\go mod init example.com/readrecords</w:t>
+      </w:r>
+    </w:p>
+    <w:p>
+      <w:pPr>
+        <w:pStyle w:val="CommandBlock"/>
+        <w:keepNext/>
+      </w:pPr>
+      <w:r>
+        <w:t>Push-Location .\typescript</w:t>
+      </w:r>
+    </w:p>
+    <w:p>
+      <w:pPr>
+        <w:pStyle w:val="CommandBlock"/>
+        <w:keepNext/>
+      </w:pPr>
+      <w:r>
+        <w:t>npm init -y</w:t>
+      </w:r>
+    </w:p>
+    <w:p>
+      <w:pPr>
+        <w:pStyle w:val="CommandBlock"/>
+        <w:keepNext/>
+      </w:pPr>
+      <w:r>
+        <w:t>npm pkg set name=read-records-typescript type=module</w:t>
+      </w:r>
+    </w:p>
+    <w:p>
+      <w:pPr>
+        <w:pStyle w:val="CommandBlock"/>
+        <w:keepNext/>
+      </w:pPr>
+      <w:r>
+        <w:t>npm pkg set private=true --json</w:t>
+      </w:r>
+    </w:p>
+    <w:p>
+      <w:pPr>
+        <w:pStyle w:val="CommandBlock"/>
+        <w:keepNext/>
+      </w:pPr>
+      <w:r>
+        <w:t>npm pkg set "scripts.check=tsc --noEmit" "scripts.build=tsc --noEmitOnError"</w:t>
+      </w:r>
+    </w:p>
+    <w:p>
+      <w:pPr>
+        <w:pStyle w:val="CommandBlock"/>
+        <w:keepNext/>
+      </w:pPr>
+      <w:r>
+        <w:t>npm pkg delete version description main keywords author license scripts.test</w:t>
+      </w:r>
+    </w:p>
+    <w:p>
+      <w:pPr>
+        <w:pStyle w:val="CommandBlock"/>
+      </w:pPr>
+      <w:r>
+        <w:t>Pop-Location</w:t>
+      </w:r>
+    </w:p>
+    <w:p>
+      <w:pPr>
+        <w:keepNext/>
+      </w:pPr>
+    </w:p>
+    <w:p>
+      <w:r>
+        <w:t>Then type the TypeScript compiler settings. As in Chapter 1, notepad .\typescript\tsconfig.json creates and opens the file: choose Yes, type the file, save it with Ctrl+S, and close Notepad.</w:t>
+      </w:r>
+    </w:p>
+    <w:p>
+      <w:pPr>
+        <w:keepNext/>
+      </w:pPr>
+    </w:p>
+    <w:p>
+      <w:pPr>
+        <w:pStyle w:val="Heading3"/>
+      </w:pPr>
+      <w:r>
+        <w:t>typescript/tsconfig.json</w:t>
+      </w:r>
+    </w:p>
+    <w:p>
+      <w:pPr>
+        <w:pStyle w:val="SourceCode"/>
+        <w:keepNext/>
+      </w:pPr>
+      <w:r>
+        <w:t>{</w:t>
+      </w:r>
+    </w:p>
+    <w:p>
+      <w:pPr>
+        <w:pStyle w:val="SourceCode"/>
+        <w:keepNext/>
+      </w:pPr>
+      <w:r>
+        <w:t xml:space="preserve">  "compilerOptions": {</w:t>
+      </w:r>
+    </w:p>
+    <w:p>
+      <w:pPr>
+        <w:pStyle w:val="SourceCode"/>
+      </w:pPr>
+      <w:r>
+        <w:t xml:space="preserve">    "target": "ES2022",</w:t>
+      </w:r>
+    </w:p>
+    <w:p>
+      <w:pPr>
+        <w:pStyle w:val="SourceCode"/>
+      </w:pPr>
+      <w:r>
+        <w:t xml:space="preserve">    "module": "NodeNext",</w:t>
+      </w:r>
+    </w:p>
+    <w:p>
+      <w:pPr>
+        <w:pStyle w:val="SourceCode"/>
+      </w:pPr>
+      <w:r>
+        <w:t xml:space="preserve">    "moduleResolution": "NodeNext",</w:t>
+      </w:r>
+    </w:p>
+    <w:p>
+      <w:pPr>
+        <w:pStyle w:val="SourceCode"/>
+      </w:pPr>
+      <w:r>
+        <w:t xml:space="preserve">    "rootDir": "src",</w:t>
+      </w:r>
+    </w:p>
+    <w:p>
+      <w:pPr>
+        <w:pStyle w:val="SourceCode"/>
+      </w:pPr>
+      <w:r>
+        <w:t xml:space="preserve">    "outDir": "dist",</w:t>
+      </w:r>
+    </w:p>
+    <w:p>
+      <w:pPr>
+        <w:pStyle w:val="SourceCode"/>
+      </w:pPr>
+      <w:r>
+        <w:t xml:space="preserve">    "strict": true,</w:t>
+      </w:r>
+    </w:p>
+    <w:p>
+      <w:pPr>
+        <w:pStyle w:val="SourceCode"/>
+      </w:pPr>
+      <w:r>
+        <w:t xml:space="preserve">    "types": [</w:t>
+      </w:r>
+    </w:p>
+    <w:p>
+      <w:pPr>
+        <w:pStyle w:val="SourceCode"/>
+      </w:pPr>
+      <w:r>
+        <w:t xml:space="preserve">      "node"</w:t>
+      </w:r>
+    </w:p>
+    <w:p>
+      <w:pPr>
+        <w:pStyle w:val="SourceCode"/>
+      </w:pPr>
+      <w:r>
+        <w:t xml:space="preserve">    ],</w:t>
+      </w:r>
+    </w:p>
+    <w:p>
+      <w:pPr>
+        <w:pStyle w:val="SourceCode"/>
+      </w:pPr>
+      <w:r>
+        <w:t xml:space="preserve">    "moduleDetection": "force"</w:t>
+      </w:r>
+    </w:p>
+    <w:p>
+      <w:pPr>
+        <w:pStyle w:val="SourceCode"/>
+      </w:pPr>
+      <w:r>
+        <w:t xml:space="preserve">  },</w:t>
+      </w:r>
+    </w:p>
+    <w:p>
+      <w:pPr>
+        <w:pStyle w:val="SourceCode"/>
+      </w:pPr>
+      <w:r>
+        <w:t xml:space="preserve">  "include": [</w:t>
+      </w:r>
+    </w:p>
+    <w:p>
+      <w:pPr>
+        <w:pStyle w:val="SourceCode"/>
+        <w:keepNext/>
+      </w:pPr>
+      <w:r>
+        <w:t xml:space="preserve">    "src/**/*.ts"</w:t>
+      </w:r>
+    </w:p>
+    <w:p>
+      <w:pPr>
+        <w:pStyle w:val="SourceCode"/>
+        <w:keepNext/>
+      </w:pPr>
+      <w:r>
+        <w:t xml:space="preserve">  ]</w:t>
+      </w:r>
+    </w:p>
+    <w:p>
+      <w:pPr>
+        <w:pStyle w:val="SourceCode"/>
+      </w:pPr>
+      <w:r>
+        <w:t>}</w:t>
+      </w:r>
+    </w:p>
+    <w:p>
+      <w:pPr>
+        <w:keepNext/>
+      </w:pPr>
+    </w:p>
+    <w:p>
+      <w:r>
+        <w:t>You save each source file in its language's section below, as each is shown, the same way.</w:t>
+      </w:r>
+    </w:p>
+    <w:p>
+      <w:pPr>
+        <w:keepNext/>
+      </w:pPr>
+    </w:p>
+    <w:p>
+      <w:pPr>
+        <w:pStyle w:val="Heading3"/>
+      </w:pPr>
+      <w:r>
+        <w:t>Linux or macOS Project Files Setup</w:t>
+      </w:r>
+    </w:p>
+    <w:p>
+      <w:pPr>
+        <w:keepNext/>
+      </w:pPr>
+      <w:r>
+        <w:t>Then create the C#, Go, and TypeScript project files with the same commands as on Windows; cd moves into ./typescript for the npm lines, and cd .. moves back.</w:t>
+      </w:r>
+    </w:p>
+    <w:p>
+      <w:pPr>
+        <w:keepNext/>
+      </w:pPr>
+    </w:p>
+    <w:p>
+      <w:pPr>
+        <w:pStyle w:val="CommandBlock"/>
+        <w:keepNext/>
+      </w:pPr>
+      <w:r>
+        <w:t>dotnet new console -o ./csharp/BasicContacts</w:t>
+      </w:r>
+    </w:p>
+    <w:p>
+      <w:pPr>
+        <w:pStyle w:val="CommandBlock"/>
+        <w:keepNext/>
+      </w:pPr>
+      <w:r>
+        <w:t>dotnet new console -o ./csharp/Contacts</w:t>
+      </w:r>
+    </w:p>
+    <w:p>
+      <w:pPr>
+        <w:pStyle w:val="CommandBlock"/>
+        <w:keepNext/>
+      </w:pPr>
+      <w:r>
+        <w:t>go -C ./go mod init example.com/readrecords</w:t>
+      </w:r>
+    </w:p>
+    <w:p>
+      <w:pPr>
+        <w:pStyle w:val="CommandBlock"/>
+        <w:keepNext/>
+      </w:pPr>
+      <w:r>
+        <w:t>cd ./typescript</w:t>
+      </w:r>
+    </w:p>
+    <w:p>
+      <w:pPr>
+        <w:pStyle w:val="CommandBlock"/>
+        <w:keepNext/>
+      </w:pPr>
+      <w:r>
+        <w:t>npm init -y</w:t>
+      </w:r>
+    </w:p>
+    <w:p>
+      <w:pPr>
+        <w:pStyle w:val="CommandBlock"/>
+        <w:keepNext/>
+      </w:pPr>
+      <w:r>
+        <w:t>npm pkg set name=read-records-typescript type=module</w:t>
+      </w:r>
+    </w:p>
+    <w:p>
+      <w:pPr>
+        <w:pStyle w:val="CommandBlock"/>
+        <w:keepNext/>
+      </w:pPr>
+      <w:r>
+        <w:t>npm pkg set private=true --json</w:t>
+      </w:r>
+    </w:p>
+    <w:p>
+      <w:pPr>
+        <w:pStyle w:val="CommandBlock"/>
+        <w:keepNext/>
+      </w:pPr>
+      <w:r>
+        <w:t>npm pkg set "scripts.check=tsc --noEmit" "scripts.build=tsc --noEmitOnError"</w:t>
+      </w:r>
+    </w:p>
+    <w:p>
+      <w:pPr>
+        <w:pStyle w:val="CommandBlock"/>
+        <w:keepNext/>
+      </w:pPr>
+      <w:r>
+        <w:t>npm pkg delete version description main keywords author license scripts.test</w:t>
+      </w:r>
+    </w:p>
+    <w:p>
+      <w:pPr>
+        <w:pStyle w:val="CommandBlock"/>
+      </w:pPr>
+      <w:r>
+        <w:t>cd ..</w:t>
+      </w:r>
+    </w:p>
+    <w:p>
+      <w:pPr>
+        <w:keepNext/>
+      </w:pPr>
+    </w:p>
+    <w:p>
+      <w:r>
+        <w:t>Type typescript/tsconfig.json exactly as shown in the Windows setup. You save each source file in its language's section below, as each is shown. As in Chapter 1, nano ./c/basic_contacts.c creates and opens one: type the file, then save and close it with Ctrl+O, Enter, then Ctrl+X.</w:t>
       </w:r>
     </w:p>
     <w:p>
@@ -1422,6 +1825,16 @@
       </w:pPr>
     </w:p>
     <w:p>
+      <w:r>
+        <w:t>Remember, dotnet add writes the pinned package into the .csproj, go get pins the module in go.mod and go.sum, and npm install --save-exact pins each package in package.json. dotnet add also restores the package, so the dotnet restore lines below only check that it is there. go get lists the module as // indirect until a Go file imports it, and the build works either way; after you save the Go files, go -C .\go mod tidy rewrites go.mod to match the imports, as Supporting Files shows.</w:t>
+      </w:r>
+    </w:p>
+    <w:p>
+      <w:pPr>
+        <w:keepNext/>
+      </w:pPr>
+    </w:p>
+    <w:p>
       <w:pPr>
         <w:pStyle w:val="Heading3"/>
       </w:pPr>
@@ -1435,7 +1848,7 @@
         <w:keepNext/>
       </w:pPr>
       <w:r>
-        <w:t>npm --prefix .\typescript install --ignore-scripts --no-audit --no-fund</w:t>
+        <w:t>npm --prefix .\typescript install --save-dev --save-exact @types/node@24.13.5 `</w:t>
       </w:r>
     </w:p>
     <w:p>
@@ -1444,6 +1857,33 @@
         <w:keepNext/>
       </w:pPr>
       <w:r>
+        <w:t xml:space="preserve">    typescript@7.0.2 --ignore-scripts --no-audit --no-fund</w:t>
+      </w:r>
+    </w:p>
+    <w:p>
+      <w:pPr>
+        <w:pStyle w:val="CommandBlock"/>
+        <w:keepNext/>
+      </w:pPr>
+      <w:r>
+        <w:t>npm --prefix .\typescript install --save-exact mysql2@3.24.5 `</w:t>
+      </w:r>
+    </w:p>
+    <w:p>
+      <w:pPr>
+        <w:pStyle w:val="CommandBlock"/>
+        <w:keepNext/>
+      </w:pPr>
+      <w:r>
+        <w:t xml:space="preserve">    --ignore-scripts --no-audit --no-fund</w:t>
+      </w:r>
+    </w:p>
+    <w:p>
+      <w:pPr>
+        <w:pStyle w:val="CommandBlock"/>
+        <w:keepNext/>
+      </w:pPr>
+      <w:r>
         <w:t>py -m venv .\python\.venv</w:t>
       </w:r>
     </w:p>
@@ -1462,7 +1902,7 @@
         <w:keepNext/>
       </w:pPr>
       <w:r>
-        <w:t>go -C .\go mod tidy</w:t>
+        <w:t>go -C .\go get github.com/go-sql-driver/mysql@v1.10.1</w:t>
       </w:r>
     </w:p>
     <w:p>
@@ -1471,6 +1911,24 @@
         <w:keepNext/>
       </w:pPr>
       <w:r>
+        <w:t>dotnet add .\csharp\BasicContacts package MySqlConnector --version 2.6.2</w:t>
+      </w:r>
+    </w:p>
+    <w:p>
+      <w:pPr>
+        <w:pStyle w:val="CommandBlock"/>
+        <w:keepNext/>
+      </w:pPr>
+      <w:r>
+        <w:t>dotnet add .\csharp\Contacts package MySqlConnector --version 2.6.2</w:t>
+      </w:r>
+    </w:p>
+    <w:p>
+      <w:pPr>
+        <w:pStyle w:val="CommandBlock"/>
+        <w:keepNext/>
+      </w:pPr>
+      <w:r>
         <w:t>dotnet restore .\csharp\BasicContacts</w:t>
       </w:r>
     </w:p>
@@ -1687,7 +2145,7 @@
         <w:keepNext/>
       </w:pPr>
       <w:r>
-        <w:t>npm --prefix ./typescript install --ignore-scripts --no-audit --no-fund</w:t>
+        <w:t>npm --prefix ./typescript install --save-dev --save-exact @types/node@24.13.5 \</w:t>
       </w:r>
     </w:p>
     <w:p>
@@ -1696,6 +2154,33 @@
         <w:keepNext/>
       </w:pPr>
       <w:r>
+        <w:t xml:space="preserve">    typescript@7.0.2 --ignore-scripts --no-audit --no-fund</w:t>
+      </w:r>
+    </w:p>
+    <w:p>
+      <w:pPr>
+        <w:pStyle w:val="CommandBlock"/>
+        <w:keepNext/>
+      </w:pPr>
+      <w:r>
+        <w:t>npm --prefix ./typescript install --save-exact mysql2@3.24.5 \</w:t>
+      </w:r>
+    </w:p>
+    <w:p>
+      <w:pPr>
+        <w:pStyle w:val="CommandBlock"/>
+        <w:keepNext/>
+      </w:pPr>
+      <w:r>
+        <w:t xml:space="preserve">    --ignore-scripts --no-audit --no-fund</w:t>
+      </w:r>
+    </w:p>
+    <w:p>
+      <w:pPr>
+        <w:pStyle w:val="CommandBlock"/>
+        <w:keepNext/>
+      </w:pPr>
+      <w:r>
         <w:t>python3 -m venv ./python/.venv</w:t>
       </w:r>
     </w:p>
@@ -1714,7 +2199,7 @@
         <w:keepNext/>
       </w:pPr>
       <w:r>
-        <w:t>go -C ./go mod tidy</w:t>
+        <w:t>go -C ./go get github.com/go-sql-driver/mysql@v1.10.1</w:t>
       </w:r>
     </w:p>
     <w:p>
@@ -1723,6 +2208,24 @@
         <w:keepNext/>
       </w:pPr>
       <w:r>
+        <w:t>dotnet add ./csharp/BasicContacts package MySqlConnector --version 2.6.2</w:t>
+      </w:r>
+    </w:p>
+    <w:p>
+      <w:pPr>
+        <w:pStyle w:val="CommandBlock"/>
+        <w:keepNext/>
+      </w:pPr>
+      <w:r>
+        <w:t>dotnet add ./csharp/Contacts package MySqlConnector --version 2.6.2</w:t>
+      </w:r>
+    </w:p>
+    <w:p>
+      <w:pPr>
+        <w:pStyle w:val="CommandBlock"/>
+        <w:keepNext/>
+      </w:pPr>
+      <w:r>
         <w:t>dotnet restore ./csharp/BasicContacts</w:t>
       </w:r>
     </w:p>
@@ -31319,7 +31822,7 @@
     </w:p>
     <w:p>
       <w:r>
-        <w:t>These files are the same as Lesson 5.1's, with this lesson's names. Each .csproj names MySqlConnector 2.6.2 in a PackageReference. go.mod names this lesson's Go module, example.com/readrecords, requires the driver at v1.10.1, and lists filippo.io/edwards25519, a package the driver itself uses, as indirect. package.json names mysql2 3.24.5 under dependencies.</w:t>
+        <w:t>These are the files the setup commands wrote, shown here so you can check yours. Your go line shows your own Go version, your mysql line says // indirect until you run go mod tidy, and the blank lines and the order of the package.json fields may differ.</w:t>
       </w:r>
     </w:p>
     <w:p>
@@ -31765,164 +32268,6 @@
       </w:pPr>
       <w:r>
         <w:t xml:space="preserve">  }</w:t>
-      </w:r>
-    </w:p>
-    <w:p>
-      <w:pPr>
-        <w:pStyle w:val="SourceCode"/>
-      </w:pPr>
-      <w:r>
-        <w:t>}</w:t>
-      </w:r>
-    </w:p>
-    <w:p>
-      <w:pPr>
-        <w:keepNext/>
-      </w:pPr>
-    </w:p>
-    <w:p>
-      <w:pPr>
-        <w:keepNext/>
-      </w:pPr>
-    </w:p>
-    <w:p>
-      <w:pPr>
-        <w:pStyle w:val="Heading2"/>
-      </w:pPr>
-      <w:r>
-        <w:t>typescript/tsconfig.json</w:t>
-      </w:r>
-    </w:p>
-    <w:p>
-      <w:pPr>
-        <w:pStyle w:val="SourceCode"/>
-        <w:keepNext/>
-      </w:pPr>
-      <w:r>
-        <w:t>{</w:t>
-      </w:r>
-    </w:p>
-    <w:p>
-      <w:pPr>
-        <w:pStyle w:val="SourceCode"/>
-        <w:keepNext/>
-      </w:pPr>
-      <w:r>
-        <w:t xml:space="preserve">  "compilerOptions": {</w:t>
-      </w:r>
-    </w:p>
-    <w:p>
-      <w:pPr>
-        <w:pStyle w:val="SourceCode"/>
-      </w:pPr>
-      <w:r>
-        <w:t xml:space="preserve">    "target": "ES2022",</w:t>
-      </w:r>
-    </w:p>
-    <w:p>
-      <w:pPr>
-        <w:pStyle w:val="SourceCode"/>
-      </w:pPr>
-      <w:r>
-        <w:t xml:space="preserve">    "module": "NodeNext",</w:t>
-      </w:r>
-    </w:p>
-    <w:p>
-      <w:pPr>
-        <w:pStyle w:val="SourceCode"/>
-      </w:pPr>
-      <w:r>
-        <w:t xml:space="preserve">    "moduleResolution": "NodeNext",</w:t>
-      </w:r>
-    </w:p>
-    <w:p>
-      <w:pPr>
-        <w:pStyle w:val="SourceCode"/>
-      </w:pPr>
-      <w:r>
-        <w:t xml:space="preserve">    "rootDir": "src",</w:t>
-      </w:r>
-    </w:p>
-    <w:p>
-      <w:pPr>
-        <w:pStyle w:val="SourceCode"/>
-      </w:pPr>
-      <w:r>
-        <w:t xml:space="preserve">    "outDir": "dist",</w:t>
-      </w:r>
-    </w:p>
-    <w:p>
-      <w:pPr>
-        <w:pStyle w:val="SourceCode"/>
-      </w:pPr>
-      <w:r>
-        <w:t xml:space="preserve">    "strict": true,</w:t>
-      </w:r>
-    </w:p>
-    <w:p>
-      <w:pPr>
-        <w:pStyle w:val="SourceCode"/>
-      </w:pPr>
-      <w:r>
-        <w:t xml:space="preserve">    "types": [</w:t>
-      </w:r>
-    </w:p>
-    <w:p>
-      <w:pPr>
-        <w:pStyle w:val="SourceCode"/>
-      </w:pPr>
-      <w:r>
-        <w:t xml:space="preserve">      "node"</w:t>
-      </w:r>
-    </w:p>
-    <w:p>
-      <w:pPr>
-        <w:pStyle w:val="SourceCode"/>
-      </w:pPr>
-      <w:r>
-        <w:t xml:space="preserve">    ],</w:t>
-      </w:r>
-    </w:p>
-    <w:p>
-      <w:pPr>
-        <w:pStyle w:val="SourceCode"/>
-      </w:pPr>
-      <w:r>
-        <w:t xml:space="preserve">    "moduleDetection": "force"</w:t>
-      </w:r>
-    </w:p>
-    <w:p>
-      <w:pPr>
-        <w:pStyle w:val="SourceCode"/>
-      </w:pPr>
-      <w:r>
-        <w:t xml:space="preserve">  },</w:t>
-      </w:r>
-    </w:p>
-    <w:p>
-      <w:pPr>
-        <w:pStyle w:val="SourceCode"/>
-      </w:pPr>
-      <w:r>
-        <w:t xml:space="preserve">  "include": [</w:t>
-      </w:r>
-    </w:p>
-    <w:p>
-      <w:pPr>
-        <w:pStyle w:val="SourceCode"/>
-        <w:keepNext/>
-      </w:pPr>
-      <w:r>
-        <w:t xml:space="preserve">    "src/**/*.ts"</w:t>
-      </w:r>
-    </w:p>
-    <w:p>
-      <w:pPr>
-        <w:pStyle w:val="SourceCode"/>
-        <w:keepNext/>
-      </w:pPr>
-      <w:r>
-        <w:t xml:space="preserve">  ]</w:t>
       </w:r>
     </w:p>
     <w:p>
@@ -33647,31 +33992,31 @@
       </w:rPr>
     </w:lvl>
   </w:abstractNum>
-  <w:num w:numId="1" w16cid:durableId="1184594163">
+  <w:num w:numId="1" w16cid:durableId="517550717">
     <w:abstractNumId w:val="8"/>
   </w:num>
-  <w:num w:numId="2" w16cid:durableId="400325592">
+  <w:num w:numId="2" w16cid:durableId="652949239">
     <w:abstractNumId w:val="6"/>
   </w:num>
-  <w:num w:numId="3" w16cid:durableId="1992905059">
+  <w:num w:numId="3" w16cid:durableId="1832791057">
     <w:abstractNumId w:val="5"/>
   </w:num>
-  <w:num w:numId="4" w16cid:durableId="1151167856">
+  <w:num w:numId="4" w16cid:durableId="1101607717">
     <w:abstractNumId w:val="4"/>
   </w:num>
-  <w:num w:numId="5" w16cid:durableId="1623682394">
+  <w:num w:numId="5" w16cid:durableId="425150479">
     <w:abstractNumId w:val="7"/>
   </w:num>
-  <w:num w:numId="6" w16cid:durableId="535194148">
+  <w:num w:numId="6" w16cid:durableId="1903251513">
     <w:abstractNumId w:val="3"/>
   </w:num>
-  <w:num w:numId="7" w16cid:durableId="956063953">
+  <w:num w:numId="7" w16cid:durableId="794716293">
     <w:abstractNumId w:val="2"/>
   </w:num>
-  <w:num w:numId="8" w16cid:durableId="1905093575">
+  <w:num w:numId="8" w16cid:durableId="2105223920">
     <w:abstractNumId w:val="1"/>
   </w:num>
-  <w:num w:numId="9" w16cid:durableId="1245919308">
+  <w:num w:numId="9" w16cid:durableId="2129860078">
     <w:abstractNumId w:val="0"/>
   </w:num>
 </w:numbering>

--- a/Volume 1/Chapter 05 - CRUD Applications/SPA_Vol1_Ch5_Lesson5_2_Read_Records.docx
+++ b/Volume 1/Chapter 05 - CRUD Applications/SPA_Vol1_Ch5_Lesson5_2_Read_Records.docx
@@ -195,7 +195,7 @@
         <w:pStyle w:val="ListBullet"/>
       </w:pPr>
       <w:r>
-        <w:t>show asks Id:, the number list shows in front of each contact, and sends SELECT id, name, email, phone FROM contacts WHERE id = ?, with the id as the parameter. id is the primary key, so no two rows share it: the answer is one row or none (Lesson 4.1).</w:t>
+        <w:t>show asks Id:, the number list shows in front of each contact, and sends SELECT id, name, email, phone FROM contacts_c WHERE id = ?, with the id as the parameter. That is the C programs' query; remember, each language keeps its own table (Lesson 4.4), so every other language names its own, such as contacts_go, in place of contacts_c. id is the primary key, so no two rows share it: the answer is one row or none (Lesson 4.1).</w:t>
       </w:r>
     </w:p>
     <w:p>
@@ -512,7 +512,7 @@
         <w:pStyle w:val="ListBullet"/>
       </w:pPr>
       <w:r>
-        <w:t>list sends SELECT id, name, email, phone FROM contacts ORDER BY name, id. Remember, the server sorts names by the column's collation, which ignores letter case, and the unique id settles equal names (Lesson 4.10). Two contacts may share a name (Lesson 5.1), so without id their order could change from run to run.</w:t>
+        <w:t>list sends SELECT id, name, email, phone FROM contacts_c ORDER BY name, id, with your language's table. Remember, the server sorts names by the column's collation, which ignores letter case, and the unique id settles equal names (Lesson 4.10). Two contacts may share a name (Lesson 5.1), so without id their order could change from run to run.</w:t>
       </w:r>
     </w:p>
     <w:p>
@@ -536,7 +536,7 @@
         <w:pStyle w:val="ListBullet"/>
       </w:pPr>
       <w:r>
-        <w:t>An empty table gives the heading, no contact lines, and Contacts: 0. Each language's Empty Table Run shows it: it empties the practice table with the mysql client's DELETE FROM contacts, which removes every row because it has no WHERE (Lesson 4.8), runs list and quit, and then puts the three contacts back with the reset file:</w:t>
+        <w:t>An empty table gives the heading, no contact lines, and Contacts: 0. Each language's Empty Table Run shows it: it empties the language's practice table with the mysql client's DELETE FROM contacts_c (C's table; each language deletes from its own), which removes every row because it has no WHERE (Lesson 4.8), runs list and quit, and then puts the three contacts back with the reset file:</w:t>
       </w:r>
     </w:p>
     <w:p>
@@ -710,7 +710,7 @@
         <w:keepNext/>
       </w:pPr>
       <w:r>
-        <w:t>Setup: Reset the contacts Table to the Three Known Contacts</w:t>
+        <w:t>Setup: Reset the Language's Table to the Three Known Contacts</w:t>
       </w:r>
     </w:p>
     <w:p>
@@ -830,7 +830,7 @@
         <w:pStyle w:val="ListBullet"/>
       </w:pPr>
       <w:r>
-        <w:t>Project Setup's Data Reset is Chapter 5's: the contacts table with Lesson 4.6's three contacts, ids 1 to 3, Grace Hopper without a phone. Every Build and Run block runs the reset file again before its program.</w:t>
+        <w:t>Project Setup's Data Reset is Chapter 5's: each language's own contacts table, contacts_c to contacts_typescript, each with its own reset file and Lesson 4.6's three contacts, ids 1 to 3, Grace Hopper without a phone. Every Build and Run block runs its language's reset file again before its program.</w:t>
       </w:r>
     </w:p>
     <w:p>
@@ -911,7 +911,47 @@
         <w:keepNext/>
       </w:pPr>
       <w:r>
-        <w:t xml:space="preserve">  sql/reset_contacts.sql</w:t>
+        <w:t xml:space="preserve">  sql/reset_contacts_c.sql</w:t>
+      </w:r>
+    </w:p>
+    <w:p>
+      <w:pPr>
+        <w:pStyle w:val="CommandBlock"/>
+      </w:pPr>
+      <w:r>
+        <w:t xml:space="preserve">  sql/reset_contacts_cpp.sql</w:t>
+      </w:r>
+    </w:p>
+    <w:p>
+      <w:pPr>
+        <w:pStyle w:val="CommandBlock"/>
+      </w:pPr>
+      <w:r>
+        <w:t xml:space="preserve">  sql/reset_contacts_csharp.sql</w:t>
+      </w:r>
+    </w:p>
+    <w:p>
+      <w:pPr>
+        <w:pStyle w:val="CommandBlock"/>
+      </w:pPr>
+      <w:r>
+        <w:t xml:space="preserve">  sql/reset_contacts_go.sql</w:t>
+      </w:r>
+    </w:p>
+    <w:p>
+      <w:pPr>
+        <w:pStyle w:val="CommandBlock"/>
+      </w:pPr>
+      <w:r>
+        <w:t xml:space="preserve">  sql/reset_contacts_python.sql</w:t>
+      </w:r>
+    </w:p>
+    <w:p>
+      <w:pPr>
+        <w:pStyle w:val="CommandBlock"/>
+      </w:pPr>
+      <w:r>
+        <w:t xml:space="preserve">  sql/reset_contacts_typescript.sql</w:t>
       </w:r>
     </w:p>
     <w:p>
@@ -2257,7 +2297,10 @@
     </w:p>
     <w:p>
       <w:r>
-        <w:t>Every Chapter 5 lesson starts from the same known state, so its screens match this lesson's. The file below drops contacts and the contact_groups table that Lessons 4.11 to 4.14 left behind, with any rows you added, creates the Chapter 5 contacts table, and inserts Lesson 4.6's three contacts. Every Build and Run block runs it again. The rows it removes are practice rows; the Chapter 5 project keeps its contacts in a database of its own.</w:t>
+        <w:t>Every Chapter 5 lesson starts from the same known state, so its screens match this lesson's. Remember, each language keeps its own table, with its own reset file: reset_contacts_c.sql resets contacts_c, and running it never changes another language's rows. The six files differ only in the language's name. Each drops its language's contacts table and the contact_groups table that Lessons 4.11 to 4.14 left behind, such as contact_groups_c, with any rows you added, creates the Chapter 5 contacts table, and ins</w:t>
+      </w:r>
+      <w:r>
+        <w:t>erts Lesson 4.6's three contacts. Every Build and Run block runs its language's file again. The rows it removes are practice rows; the Chapter 5 project keeps its contacts in a database of its own.</w:t>
       </w:r>
     </w:p>
     <w:p>
@@ -2270,46 +2313,54 @@
         <w:pStyle w:val="Heading3"/>
       </w:pPr>
       <w:r>
-        <w:t>sql/reset_contacts.sql</w:t>
-      </w:r>
-    </w:p>
-    <w:p>
-      <w:pPr>
-        <w:pStyle w:val="SourceCode"/>
-        <w:keepNext/>
-      </w:pPr>
-      <w:r>
-        <w:t>-- Chapter 5's known state. This file resets the lesson table: it drops</w:t>
-      </w:r>
-    </w:p>
-    <w:p>
-      <w:pPr>
-        <w:pStyle w:val="SourceCode"/>
-        <w:keepNext/>
-      </w:pPr>
-      <w:r>
-        <w:t>-- it, with any rows earlier lessons or your own experiments left in it,</w:t>
-      </w:r>
-    </w:p>
-    <w:p>
-      <w:pPr>
-        <w:pStyle w:val="SourceCode"/>
-      </w:pPr>
-      <w:r>
-        <w:t>-- and builds it again with Lesson 4.6's three contacts.</w:t>
-      </w:r>
-    </w:p>
-    <w:p>
-      <w:pPr>
-        <w:pStyle w:val="SourceCode"/>
-      </w:pPr>
-    </w:p>
-    <w:p>
-      <w:pPr>
-        <w:pStyle w:val="SourceCode"/>
-      </w:pPr>
-      <w:r>
-        <w:t>-- Remove the old tables and every row in them (Lesson 4.4). contacts goes</w:t>
+        <w:t>sql/reset_contacts_c.sql</w:t>
+      </w:r>
+    </w:p>
+    <w:p>
+      <w:pPr>
+        <w:pStyle w:val="SourceCode"/>
+        <w:keepNext/>
+      </w:pPr>
+      <w:r>
+        <w:t>-- Chapter 5's known state for C. This file resets contacts_c, the C</w:t>
+      </w:r>
+    </w:p>
+    <w:p>
+      <w:pPr>
+        <w:pStyle w:val="SourceCode"/>
+        <w:keepNext/>
+      </w:pPr>
+      <w:r>
+        <w:t>-- programs' own contacts table: it drops it, with any rows earlier lessons</w:t>
+      </w:r>
+    </w:p>
+    <w:p>
+      <w:pPr>
+        <w:pStyle w:val="SourceCode"/>
+      </w:pPr>
+      <w:r>
+        <w:t>-- or your own experiments left in it, and builds it again with Lesson 4.6's</w:t>
+      </w:r>
+    </w:p>
+    <w:p>
+      <w:pPr>
+        <w:pStyle w:val="SourceCode"/>
+      </w:pPr>
+      <w:r>
+        <w:t>-- three contacts.</w:t>
+      </w:r>
+    </w:p>
+    <w:p>
+      <w:pPr>
+        <w:pStyle w:val="SourceCode"/>
+      </w:pPr>
+    </w:p>
+    <w:p>
+      <w:pPr>
+        <w:pStyle w:val="SourceCode"/>
+      </w:pPr>
+      <w:r>
+        <w:t>-- Remove the old tables and every row in them (Lesson 4.4). contacts_c goes</w:t>
       </w:r>
     </w:p>
     <w:p>
@@ -2325,7 +2376,7 @@
         <w:pStyle w:val="SourceCode"/>
       </w:pPr>
       <w:r>
-        <w:t>-- contact_groups, and the server refuses to drop a table that another</w:t>
+        <w:t>-- contact_groups_c, and the server refuses to drop a table that another</w:t>
       </w:r>
     </w:p>
     <w:p>
@@ -2341,7 +2392,7 @@
         <w:pStyle w:val="SourceCode"/>
       </w:pPr>
       <w:r>
-        <w:t>-- contact_groups is dropped and not created again. IF EXISTS skips a</w:t>
+        <w:t>-- contact_groups_c is dropped and not created again. IF EXISTS skips a</w:t>
       </w:r>
     </w:p>
     <w:p>
@@ -2357,28 +2408,28 @@
         <w:pStyle w:val="SourceCode"/>
       </w:pPr>
       <w:r>
-        <w:t>DROP TABLE IF EXISTS contacts;</w:t>
-      </w:r>
-    </w:p>
-    <w:p>
-      <w:pPr>
-        <w:pStyle w:val="SourceCode"/>
-      </w:pPr>
-      <w:r>
-        <w:t>DROP TABLE IF EXISTS contact_groups;</w:t>
-      </w:r>
-    </w:p>
-    <w:p>
-      <w:pPr>
-        <w:pStyle w:val="SourceCode"/>
-      </w:pPr>
-    </w:p>
-    <w:p>
-      <w:pPr>
-        <w:pStyle w:val="SourceCode"/>
-      </w:pPr>
-      <w:r>
-        <w:t>-- Lesson 4.4's contacts table, with Lesson 4.12's index on name written</w:t>
+        <w:t>DROP TABLE IF EXISTS contacts_c;</w:t>
+      </w:r>
+    </w:p>
+    <w:p>
+      <w:pPr>
+        <w:pStyle w:val="SourceCode"/>
+      </w:pPr>
+      <w:r>
+        <w:t>DROP TABLE IF EXISTS contact_groups_c;</w:t>
+      </w:r>
+    </w:p>
+    <w:p>
+      <w:pPr>
+        <w:pStyle w:val="SourceCode"/>
+      </w:pPr>
+    </w:p>
+    <w:p>
+      <w:pPr>
+        <w:pStyle w:val="SourceCode"/>
+      </w:pPr>
+      <w:r>
+        <w:t>-- Lesson 4.4's contacts_c table, with Lesson 4.12's index on name written</w:t>
       </w:r>
     </w:p>
     <w:p>
@@ -2402,7 +2453,7 @@
         <w:pStyle w:val="SourceCode"/>
       </w:pPr>
       <w:r>
-        <w:t>CREATE TABLE contacts (</w:t>
+        <w:t>CREATE TABLE contacts_c (</w:t>
       </w:r>
     </w:p>
     <w:p>
@@ -2442,7 +2493,7 @@
         <w:pStyle w:val="SourceCode"/>
       </w:pPr>
       <w:r>
-        <w:t xml:space="preserve">    INDEX idx_contacts_name (name)</w:t>
+        <w:t xml:space="preserve">    INDEX idx_contacts_c_name (name)</w:t>
       </w:r>
     </w:p>
     <w:p>
@@ -2471,7 +2522,7 @@
         <w:pStyle w:val="SourceCode"/>
       </w:pPr>
       <w:r>
-        <w:t>INSERT INTO contacts (name, email, phone)</w:t>
+        <w:t>INSERT INTO contacts_c (name, email, phone)</w:t>
       </w:r>
     </w:p>
     <w:p>
@@ -2487,7 +2538,7 @@
         <w:pStyle w:val="SourceCode"/>
       </w:pPr>
       <w:r>
-        <w:t>INSERT INTO contacts (name, email, phone)</w:t>
+        <w:t>INSERT INTO contacts_c (name, email, phone)</w:t>
       </w:r>
     </w:p>
     <w:p>
@@ -2505,7 +2556,7 @@
         <w:keepNext/>
       </w:pPr>
       <w:r>
-        <w:t>INSERT INTO contacts (name, email, phone)</w:t>
+        <w:t>INSERT INTO contacts_c (name, email, phone)</w:t>
       </w:r>
     </w:p>
     <w:p>
@@ -2526,6 +2577,1326 @@
         <w:pStyle w:val="Heading3"/>
       </w:pPr>
       <w:r>
+        <w:t>sql/reset_contacts_cpp.sql</w:t>
+      </w:r>
+    </w:p>
+    <w:p>
+      <w:pPr>
+        <w:pStyle w:val="SourceCode"/>
+        <w:keepNext/>
+      </w:pPr>
+      <w:r>
+        <w:t>-- Chapter 5's known state for C++. This file resets contacts_cpp, the C++</w:t>
+      </w:r>
+    </w:p>
+    <w:p>
+      <w:pPr>
+        <w:pStyle w:val="SourceCode"/>
+        <w:keepNext/>
+      </w:pPr>
+      <w:r>
+        <w:t>-- programs' own contacts table: it drops it, with any rows earlier lessons</w:t>
+      </w:r>
+    </w:p>
+    <w:p>
+      <w:pPr>
+        <w:pStyle w:val="SourceCode"/>
+      </w:pPr>
+      <w:r>
+        <w:t>-- or your own experiments left in it, and builds it again with Lesson 4.6's</w:t>
+      </w:r>
+    </w:p>
+    <w:p>
+      <w:pPr>
+        <w:pStyle w:val="SourceCode"/>
+      </w:pPr>
+      <w:r>
+        <w:t>-- three contacts.</w:t>
+      </w:r>
+    </w:p>
+    <w:p>
+      <w:pPr>
+        <w:pStyle w:val="SourceCode"/>
+      </w:pPr>
+    </w:p>
+    <w:p>
+      <w:pPr>
+        <w:pStyle w:val="SourceCode"/>
+      </w:pPr>
+      <w:r>
+        <w:t>-- Remove the old tables and every row in them (Lesson 4.4). contacts_cpp</w:t>
+      </w:r>
+    </w:p>
+    <w:p>
+      <w:pPr>
+        <w:pStyle w:val="SourceCode"/>
+      </w:pPr>
+      <w:r>
+        <w:t>-- goes first, because in Lessons 4.11 to 4.14 its rows pointed at</w:t>
+      </w:r>
+    </w:p>
+    <w:p>
+      <w:pPr>
+        <w:pStyle w:val="SourceCode"/>
+      </w:pPr>
+      <w:r>
+        <w:t>-- contact_groups_cpp, and the server refuses to drop a table that another</w:t>
+      </w:r>
+    </w:p>
+    <w:p>
+      <w:pPr>
+        <w:pStyle w:val="SourceCode"/>
+      </w:pPr>
+      <w:r>
+        <w:t>-- table's foreign key still points at. Chapter 5 has no groups, so</w:t>
+      </w:r>
+    </w:p>
+    <w:p>
+      <w:pPr>
+        <w:pStyle w:val="SourceCode"/>
+      </w:pPr>
+      <w:r>
+        <w:t>-- contact_groups_cpp is dropped and not created again. IF EXISTS skips a</w:t>
+      </w:r>
+    </w:p>
+    <w:p>
+      <w:pPr>
+        <w:pStyle w:val="SourceCode"/>
+      </w:pPr>
+      <w:r>
+        <w:t>-- table that is not there.</w:t>
+      </w:r>
+    </w:p>
+    <w:p>
+      <w:pPr>
+        <w:pStyle w:val="SourceCode"/>
+      </w:pPr>
+      <w:r>
+        <w:t>DROP TABLE IF EXISTS contacts_cpp;</w:t>
+      </w:r>
+    </w:p>
+    <w:p>
+      <w:pPr>
+        <w:pStyle w:val="SourceCode"/>
+      </w:pPr>
+      <w:r>
+        <w:t>DROP TABLE IF EXISTS contact_groups_cpp;</w:t>
+      </w:r>
+    </w:p>
+    <w:p>
+      <w:pPr>
+        <w:pStyle w:val="SourceCode"/>
+      </w:pPr>
+    </w:p>
+    <w:p>
+      <w:pPr>
+        <w:pStyle w:val="SourceCode"/>
+      </w:pPr>
+      <w:r>
+        <w:t>-- Lesson 4.4's contacts_cpp table, with Lesson 4.12's index on name written</w:t>
+      </w:r>
+    </w:p>
+    <w:p>
+      <w:pPr>
+        <w:pStyle w:val="SourceCode"/>
+      </w:pPr>
+      <w:r>
+        <w:t>-- inside CREATE TABLE. Only email is UNIQUE, so two contacts may share a</w:t>
+      </w:r>
+    </w:p>
+    <w:p>
+      <w:pPr>
+        <w:pStyle w:val="SourceCode"/>
+      </w:pPr>
+      <w:r>
+        <w:t>-- name, and phone may be NULL: no phone.</w:t>
+      </w:r>
+    </w:p>
+    <w:p>
+      <w:pPr>
+        <w:pStyle w:val="SourceCode"/>
+      </w:pPr>
+      <w:r>
+        <w:t>CREATE TABLE contacts_cpp (</w:t>
+      </w:r>
+    </w:p>
+    <w:p>
+      <w:pPr>
+        <w:pStyle w:val="SourceCode"/>
+      </w:pPr>
+      <w:r>
+        <w:t xml:space="preserve">    id    INT AUTO_INCREMENT PRIMARY KEY,</w:t>
+      </w:r>
+    </w:p>
+    <w:p>
+      <w:pPr>
+        <w:pStyle w:val="SourceCode"/>
+      </w:pPr>
+      <w:r>
+        <w:t xml:space="preserve">    name  VARCHAR(100) NOT NULL,</w:t>
+      </w:r>
+    </w:p>
+    <w:p>
+      <w:pPr>
+        <w:pStyle w:val="SourceCode"/>
+      </w:pPr>
+      <w:r>
+        <w:t xml:space="preserve">    email VARCHAR(254) NOT NULL UNIQUE,</w:t>
+      </w:r>
+    </w:p>
+    <w:p>
+      <w:pPr>
+        <w:pStyle w:val="SourceCode"/>
+      </w:pPr>
+      <w:r>
+        <w:t xml:space="preserve">    phone VARCHAR(20)  NULL,</w:t>
+      </w:r>
+    </w:p>
+    <w:p>
+      <w:pPr>
+        <w:pStyle w:val="SourceCode"/>
+      </w:pPr>
+      <w:r>
+        <w:t xml:space="preserve">    INDEX idx_contacts_cpp_name (name)</w:t>
+      </w:r>
+    </w:p>
+    <w:p>
+      <w:pPr>
+        <w:pStyle w:val="SourceCode"/>
+      </w:pPr>
+      <w:r>
+        <w:t>) CHARACTER SET utf8mb4;</w:t>
+      </w:r>
+    </w:p>
+    <w:p>
+      <w:pPr>
+        <w:pStyle w:val="SourceCode"/>
+      </w:pPr>
+    </w:p>
+    <w:p>
+      <w:pPr>
+        <w:pStyle w:val="SourceCode"/>
+      </w:pPr>
+      <w:r>
+        <w:t>-- Lesson 4.6's three contacts, ids 1, 2, 3. Grace Hopper has no phone.</w:t>
+      </w:r>
+    </w:p>
+    <w:p>
+      <w:pPr>
+        <w:pStyle w:val="SourceCode"/>
+      </w:pPr>
+      <w:r>
+        <w:t>INSERT INTO contacts_cpp (name, email, phone)</w:t>
+      </w:r>
+    </w:p>
+    <w:p>
+      <w:pPr>
+        <w:pStyle w:val="SourceCode"/>
+      </w:pPr>
+      <w:r>
+        <w:t xml:space="preserve">    VALUES ('Ada Lovelace', 'ada@example.com', '555-0100');</w:t>
+      </w:r>
+    </w:p>
+    <w:p>
+      <w:pPr>
+        <w:pStyle w:val="SourceCode"/>
+      </w:pPr>
+      <w:r>
+        <w:t>INSERT INTO contacts_cpp (name, email, phone)</w:t>
+      </w:r>
+    </w:p>
+    <w:p>
+      <w:pPr>
+        <w:pStyle w:val="SourceCode"/>
+        <w:keepNext/>
+      </w:pPr>
+      <w:r>
+        <w:t xml:space="preserve">    VALUES ('Grace Hopper', 'grace@example.com', NULL);</w:t>
+      </w:r>
+    </w:p>
+    <w:p>
+      <w:pPr>
+        <w:pStyle w:val="SourceCode"/>
+        <w:keepNext/>
+      </w:pPr>
+      <w:r>
+        <w:t>INSERT INTO contacts_cpp (name, email, phone)</w:t>
+      </w:r>
+    </w:p>
+    <w:p>
+      <w:pPr>
+        <w:pStyle w:val="SourceCode"/>
+      </w:pPr>
+      <w:r>
+        <w:t xml:space="preserve">    VALUES ('Alan Turing', 'alan@example.com', '555-0102');</w:t>
+      </w:r>
+    </w:p>
+    <w:p>
+      <w:pPr>
+        <w:keepNext/>
+      </w:pPr>
+    </w:p>
+    <w:p>
+      <w:pPr>
+        <w:pStyle w:val="Heading3"/>
+      </w:pPr>
+      <w:r>
+        <w:t>sql/reset_contacts_csharp.sql</w:t>
+      </w:r>
+    </w:p>
+    <w:p>
+      <w:pPr>
+        <w:pStyle w:val="SourceCode"/>
+        <w:keepNext/>
+      </w:pPr>
+      <w:r>
+        <w:t>-- Chapter 5's known state for C#. This file resets contacts_csharp, the C#</w:t>
+      </w:r>
+    </w:p>
+    <w:p>
+      <w:pPr>
+        <w:pStyle w:val="SourceCode"/>
+        <w:keepNext/>
+      </w:pPr>
+      <w:r>
+        <w:t>-- programs' own contacts table: it drops it, with any rows earlier lessons</w:t>
+      </w:r>
+    </w:p>
+    <w:p>
+      <w:pPr>
+        <w:pStyle w:val="SourceCode"/>
+      </w:pPr>
+      <w:r>
+        <w:t>-- or your own experiments left in it, and builds it again with Lesson 4.6's</w:t>
+      </w:r>
+    </w:p>
+    <w:p>
+      <w:pPr>
+        <w:pStyle w:val="SourceCode"/>
+      </w:pPr>
+      <w:r>
+        <w:t>-- three contacts.</w:t>
+      </w:r>
+    </w:p>
+    <w:p>
+      <w:pPr>
+        <w:pStyle w:val="SourceCode"/>
+      </w:pPr>
+    </w:p>
+    <w:p>
+      <w:pPr>
+        <w:pStyle w:val="SourceCode"/>
+      </w:pPr>
+      <w:r>
+        <w:t>-- Remove the old tables and every row in them (Lesson 4.4). contacts_csharp</w:t>
+      </w:r>
+    </w:p>
+    <w:p>
+      <w:pPr>
+        <w:pStyle w:val="SourceCode"/>
+      </w:pPr>
+      <w:r>
+        <w:t>-- goes first, because in Lessons 4.11 to 4.14 its rows pointed at</w:t>
+      </w:r>
+    </w:p>
+    <w:p>
+      <w:pPr>
+        <w:pStyle w:val="SourceCode"/>
+      </w:pPr>
+      <w:r>
+        <w:t>-- contact_groups_csharp, and the server refuses to drop a table that</w:t>
+      </w:r>
+    </w:p>
+    <w:p>
+      <w:pPr>
+        <w:pStyle w:val="SourceCode"/>
+      </w:pPr>
+      <w:r>
+        <w:t>-- another table's foreign key still points at. Chapter 5 has no groups, so</w:t>
+      </w:r>
+    </w:p>
+    <w:p>
+      <w:pPr>
+        <w:pStyle w:val="SourceCode"/>
+      </w:pPr>
+      <w:r>
+        <w:t>-- contact_groups_csharp is dropped and not created again. IF EXISTS skips a</w:t>
+      </w:r>
+    </w:p>
+    <w:p>
+      <w:pPr>
+        <w:pStyle w:val="SourceCode"/>
+      </w:pPr>
+      <w:r>
+        <w:t>-- table that is not there.</w:t>
+      </w:r>
+    </w:p>
+    <w:p>
+      <w:pPr>
+        <w:pStyle w:val="SourceCode"/>
+      </w:pPr>
+      <w:r>
+        <w:t>DROP TABLE IF EXISTS contacts_csharp;</w:t>
+      </w:r>
+    </w:p>
+    <w:p>
+      <w:pPr>
+        <w:pStyle w:val="SourceCode"/>
+      </w:pPr>
+      <w:r>
+        <w:t>DROP TABLE IF EXISTS contact_groups_csharp;</w:t>
+      </w:r>
+    </w:p>
+    <w:p>
+      <w:pPr>
+        <w:pStyle w:val="SourceCode"/>
+      </w:pPr>
+    </w:p>
+    <w:p>
+      <w:pPr>
+        <w:pStyle w:val="SourceCode"/>
+      </w:pPr>
+      <w:r>
+        <w:t>-- Lesson 4.4's contacts_csharp table, with Lesson 4.12's index on name</w:t>
+      </w:r>
+    </w:p>
+    <w:p>
+      <w:pPr>
+        <w:pStyle w:val="SourceCode"/>
+      </w:pPr>
+      <w:r>
+        <w:t>-- written inside CREATE TABLE. Only email is UNIQUE, so two contacts may</w:t>
+      </w:r>
+    </w:p>
+    <w:p>
+      <w:pPr>
+        <w:pStyle w:val="SourceCode"/>
+      </w:pPr>
+      <w:r>
+        <w:t>-- share a name, and phone may be NULL: no phone.</w:t>
+      </w:r>
+    </w:p>
+    <w:p>
+      <w:pPr>
+        <w:pStyle w:val="SourceCode"/>
+      </w:pPr>
+      <w:r>
+        <w:t>CREATE TABLE contacts_csharp (</w:t>
+      </w:r>
+    </w:p>
+    <w:p>
+      <w:pPr>
+        <w:pStyle w:val="SourceCode"/>
+      </w:pPr>
+      <w:r>
+        <w:t xml:space="preserve">    id    INT AUTO_INCREMENT PRIMARY KEY,</w:t>
+      </w:r>
+    </w:p>
+    <w:p>
+      <w:pPr>
+        <w:pStyle w:val="SourceCode"/>
+      </w:pPr>
+      <w:r>
+        <w:t xml:space="preserve">    name  VARCHAR(100) NOT NULL,</w:t>
+      </w:r>
+    </w:p>
+    <w:p>
+      <w:pPr>
+        <w:pStyle w:val="SourceCode"/>
+      </w:pPr>
+      <w:r>
+        <w:t xml:space="preserve">    email VARCHAR(254) NOT NULL UNIQUE,</w:t>
+      </w:r>
+    </w:p>
+    <w:p>
+      <w:pPr>
+        <w:pStyle w:val="SourceCode"/>
+      </w:pPr>
+      <w:r>
+        <w:t xml:space="preserve">    phone VARCHAR(20)  NULL,</w:t>
+      </w:r>
+    </w:p>
+    <w:p>
+      <w:pPr>
+        <w:pStyle w:val="SourceCode"/>
+      </w:pPr>
+      <w:r>
+        <w:t xml:space="preserve">    INDEX idx_contacts_csharp_name (name)</w:t>
+      </w:r>
+    </w:p>
+    <w:p>
+      <w:pPr>
+        <w:pStyle w:val="SourceCode"/>
+      </w:pPr>
+      <w:r>
+        <w:t>) CHARACTER SET utf8mb4;</w:t>
+      </w:r>
+    </w:p>
+    <w:p>
+      <w:pPr>
+        <w:pStyle w:val="SourceCode"/>
+      </w:pPr>
+    </w:p>
+    <w:p>
+      <w:pPr>
+        <w:pStyle w:val="SourceCode"/>
+      </w:pPr>
+      <w:r>
+        <w:t>-- Lesson 4.6's three contacts, ids 1, 2, 3. Grace Hopper has no phone.</w:t>
+      </w:r>
+    </w:p>
+    <w:p>
+      <w:pPr>
+        <w:pStyle w:val="SourceCode"/>
+      </w:pPr>
+      <w:r>
+        <w:t>INSERT INTO contacts_csharp (name, email, phone)</w:t>
+      </w:r>
+    </w:p>
+    <w:p>
+      <w:pPr>
+        <w:pStyle w:val="SourceCode"/>
+      </w:pPr>
+      <w:r>
+        <w:t xml:space="preserve">    VALUES ('Ada Lovelace', 'ada@example.com', '555-0100');</w:t>
+      </w:r>
+    </w:p>
+    <w:p>
+      <w:pPr>
+        <w:pStyle w:val="SourceCode"/>
+      </w:pPr>
+      <w:r>
+        <w:t>INSERT INTO contacts_csharp (name, email, phone)</w:t>
+      </w:r>
+    </w:p>
+    <w:p>
+      <w:pPr>
+        <w:pStyle w:val="SourceCode"/>
+        <w:keepNext/>
+      </w:pPr>
+      <w:r>
+        <w:t xml:space="preserve">    VALUES ('Grace Hopper', 'grace@example.com', NULL);</w:t>
+      </w:r>
+    </w:p>
+    <w:p>
+      <w:pPr>
+        <w:pStyle w:val="SourceCode"/>
+        <w:keepNext/>
+      </w:pPr>
+      <w:r>
+        <w:t>INSERT INTO contacts_csharp (name, email, phone)</w:t>
+      </w:r>
+    </w:p>
+    <w:p>
+      <w:pPr>
+        <w:pStyle w:val="SourceCode"/>
+      </w:pPr>
+      <w:r>
+        <w:t xml:space="preserve">    VALUES ('Alan Turing', 'alan@example.com', '555-0102');</w:t>
+      </w:r>
+    </w:p>
+    <w:p>
+      <w:pPr>
+        <w:keepNext/>
+      </w:pPr>
+    </w:p>
+    <w:p>
+      <w:pPr>
+        <w:pStyle w:val="Heading3"/>
+      </w:pPr>
+      <w:r>
+        <w:t>sql/reset_contacts_go.sql</w:t>
+      </w:r>
+    </w:p>
+    <w:p>
+      <w:pPr>
+        <w:pStyle w:val="SourceCode"/>
+        <w:keepNext/>
+      </w:pPr>
+      <w:r>
+        <w:t>-- Chapter 5's known state for Go. This file resets contacts_go, the Go</w:t>
+      </w:r>
+    </w:p>
+    <w:p>
+      <w:pPr>
+        <w:pStyle w:val="SourceCode"/>
+        <w:keepNext/>
+      </w:pPr>
+      <w:r>
+        <w:t>-- programs' own contacts table: it drops it, with any rows earlier lessons</w:t>
+      </w:r>
+    </w:p>
+    <w:p>
+      <w:pPr>
+        <w:pStyle w:val="SourceCode"/>
+      </w:pPr>
+      <w:r>
+        <w:t>-- or your own experiments left in it, and builds it again with Lesson 4.6's</w:t>
+      </w:r>
+    </w:p>
+    <w:p>
+      <w:pPr>
+        <w:pStyle w:val="SourceCode"/>
+      </w:pPr>
+      <w:r>
+        <w:t>-- three contacts.</w:t>
+      </w:r>
+    </w:p>
+    <w:p>
+      <w:pPr>
+        <w:pStyle w:val="SourceCode"/>
+      </w:pPr>
+    </w:p>
+    <w:p>
+      <w:pPr>
+        <w:pStyle w:val="SourceCode"/>
+      </w:pPr>
+      <w:r>
+        <w:t>-- Remove the old tables and every row in them (Lesson 4.4). contacts_go</w:t>
+      </w:r>
+    </w:p>
+    <w:p>
+      <w:pPr>
+        <w:pStyle w:val="SourceCode"/>
+      </w:pPr>
+      <w:r>
+        <w:t>-- goes first, because in Lessons 4.11 to 4.14 its rows pointed at</w:t>
+      </w:r>
+    </w:p>
+    <w:p>
+      <w:pPr>
+        <w:pStyle w:val="SourceCode"/>
+      </w:pPr>
+      <w:r>
+        <w:t>-- contact_groups_go, and the server refuses to drop a table that another</w:t>
+      </w:r>
+    </w:p>
+    <w:p>
+      <w:pPr>
+        <w:pStyle w:val="SourceCode"/>
+      </w:pPr>
+      <w:r>
+        <w:t>-- table's foreign key still points at. Chapter 5 has no groups, so</w:t>
+      </w:r>
+    </w:p>
+    <w:p>
+      <w:pPr>
+        <w:pStyle w:val="SourceCode"/>
+      </w:pPr>
+      <w:r>
+        <w:t>-- contact_groups_go is dropped and not created again. IF EXISTS skips a</w:t>
+      </w:r>
+    </w:p>
+    <w:p>
+      <w:pPr>
+        <w:pStyle w:val="SourceCode"/>
+      </w:pPr>
+      <w:r>
+        <w:t>-- table that is not there.</w:t>
+      </w:r>
+    </w:p>
+    <w:p>
+      <w:pPr>
+        <w:pStyle w:val="SourceCode"/>
+      </w:pPr>
+      <w:r>
+        <w:t>DROP TABLE IF EXISTS contacts_go;</w:t>
+      </w:r>
+    </w:p>
+    <w:p>
+      <w:pPr>
+        <w:pStyle w:val="SourceCode"/>
+      </w:pPr>
+      <w:r>
+        <w:t>DROP TABLE IF EXISTS contact_groups_go;</w:t>
+      </w:r>
+    </w:p>
+    <w:p>
+      <w:pPr>
+        <w:pStyle w:val="SourceCode"/>
+      </w:pPr>
+    </w:p>
+    <w:p>
+      <w:pPr>
+        <w:pStyle w:val="SourceCode"/>
+      </w:pPr>
+      <w:r>
+        <w:t>-- Lesson 4.4's contacts_go table, with Lesson 4.12's index on name written</w:t>
+      </w:r>
+    </w:p>
+    <w:p>
+      <w:pPr>
+        <w:pStyle w:val="SourceCode"/>
+      </w:pPr>
+      <w:r>
+        <w:t>-- inside CREATE TABLE. Only email is UNIQUE, so two contacts may share a</w:t>
+      </w:r>
+    </w:p>
+    <w:p>
+      <w:pPr>
+        <w:pStyle w:val="SourceCode"/>
+      </w:pPr>
+      <w:r>
+        <w:t>-- name, and phone may be NULL: no phone.</w:t>
+      </w:r>
+    </w:p>
+    <w:p>
+      <w:pPr>
+        <w:pStyle w:val="SourceCode"/>
+      </w:pPr>
+      <w:r>
+        <w:t>CREATE TABLE contacts_go (</w:t>
+      </w:r>
+    </w:p>
+    <w:p>
+      <w:pPr>
+        <w:pStyle w:val="SourceCode"/>
+      </w:pPr>
+      <w:r>
+        <w:t xml:space="preserve">    id    INT AUTO_INCREMENT PRIMARY KEY,</w:t>
+      </w:r>
+    </w:p>
+    <w:p>
+      <w:pPr>
+        <w:pStyle w:val="SourceCode"/>
+      </w:pPr>
+      <w:r>
+        <w:t xml:space="preserve">    name  VARCHAR(100) NOT NULL,</w:t>
+      </w:r>
+    </w:p>
+    <w:p>
+      <w:pPr>
+        <w:pStyle w:val="SourceCode"/>
+      </w:pPr>
+      <w:r>
+        <w:t xml:space="preserve">    email VARCHAR(254) NOT NULL UNIQUE,</w:t>
+      </w:r>
+    </w:p>
+    <w:p>
+      <w:pPr>
+        <w:pStyle w:val="SourceCode"/>
+      </w:pPr>
+      <w:r>
+        <w:t xml:space="preserve">    phone VARCHAR(20)  NULL,</w:t>
+      </w:r>
+    </w:p>
+    <w:p>
+      <w:pPr>
+        <w:pStyle w:val="SourceCode"/>
+      </w:pPr>
+      <w:r>
+        <w:t xml:space="preserve">    INDEX idx_contacts_go_name (name)</w:t>
+      </w:r>
+    </w:p>
+    <w:p>
+      <w:pPr>
+        <w:pStyle w:val="SourceCode"/>
+      </w:pPr>
+      <w:r>
+        <w:t>) CHARACTER SET utf8mb4;</w:t>
+      </w:r>
+    </w:p>
+    <w:p>
+      <w:pPr>
+        <w:pStyle w:val="SourceCode"/>
+      </w:pPr>
+    </w:p>
+    <w:p>
+      <w:pPr>
+        <w:pStyle w:val="SourceCode"/>
+      </w:pPr>
+      <w:r>
+        <w:t>-- Lesson 4.6's three contacts, ids 1, 2, 3. Grace Hopper has no phone.</w:t>
+      </w:r>
+    </w:p>
+    <w:p>
+      <w:pPr>
+        <w:pStyle w:val="SourceCode"/>
+      </w:pPr>
+      <w:r>
+        <w:t>INSERT INTO contacts_go (name, email, phone)</w:t>
+      </w:r>
+    </w:p>
+    <w:p>
+      <w:pPr>
+        <w:pStyle w:val="SourceCode"/>
+      </w:pPr>
+      <w:r>
+        <w:t xml:space="preserve">    VALUES ('Ada Lovelace', 'ada@example.com', '555-0100');</w:t>
+      </w:r>
+    </w:p>
+    <w:p>
+      <w:pPr>
+        <w:pStyle w:val="SourceCode"/>
+      </w:pPr>
+      <w:r>
+        <w:t>INSERT INTO contacts_go (name, email, phone)</w:t>
+      </w:r>
+    </w:p>
+    <w:p>
+      <w:pPr>
+        <w:pStyle w:val="SourceCode"/>
+        <w:keepNext/>
+      </w:pPr>
+      <w:r>
+        <w:t xml:space="preserve">    VALUES ('Grace Hopper', 'grace@example.com', NULL);</w:t>
+      </w:r>
+    </w:p>
+    <w:p>
+      <w:pPr>
+        <w:pStyle w:val="SourceCode"/>
+        <w:keepNext/>
+      </w:pPr>
+      <w:r>
+        <w:t>INSERT INTO contacts_go (name, email, phone)</w:t>
+      </w:r>
+    </w:p>
+    <w:p>
+      <w:pPr>
+        <w:pStyle w:val="SourceCode"/>
+      </w:pPr>
+      <w:r>
+        <w:t xml:space="preserve">    VALUES ('Alan Turing', 'alan@example.com', '555-0102');</w:t>
+      </w:r>
+    </w:p>
+    <w:p>
+      <w:pPr>
+        <w:keepNext/>
+      </w:pPr>
+    </w:p>
+    <w:p>
+      <w:pPr>
+        <w:pStyle w:val="Heading3"/>
+      </w:pPr>
+      <w:r>
+        <w:t>sql/reset_contacts_python.sql</w:t>
+      </w:r>
+    </w:p>
+    <w:p>
+      <w:pPr>
+        <w:pStyle w:val="SourceCode"/>
+        <w:keepNext/>
+      </w:pPr>
+      <w:r>
+        <w:t>-- Chapter 5's known state for Python. This file resets contacts_python, the</w:t>
+      </w:r>
+    </w:p>
+    <w:p>
+      <w:pPr>
+        <w:pStyle w:val="SourceCode"/>
+        <w:keepNext/>
+      </w:pPr>
+      <w:r>
+        <w:t>-- Python programs' own contacts table: it drops it, with any rows earlier</w:t>
+      </w:r>
+    </w:p>
+    <w:p>
+      <w:pPr>
+        <w:pStyle w:val="SourceCode"/>
+      </w:pPr>
+      <w:r>
+        <w:t>-- lessons or your own experiments left in it, and builds it again with</w:t>
+      </w:r>
+    </w:p>
+    <w:p>
+      <w:pPr>
+        <w:pStyle w:val="SourceCode"/>
+      </w:pPr>
+      <w:r>
+        <w:t>-- Lesson 4.6's three contacts.</w:t>
+      </w:r>
+    </w:p>
+    <w:p>
+      <w:pPr>
+        <w:pStyle w:val="SourceCode"/>
+      </w:pPr>
+    </w:p>
+    <w:p>
+      <w:pPr>
+        <w:pStyle w:val="SourceCode"/>
+      </w:pPr>
+      <w:r>
+        <w:t>-- Remove the old tables and every row in them (Lesson 4.4). contacts_python</w:t>
+      </w:r>
+    </w:p>
+    <w:p>
+      <w:pPr>
+        <w:pStyle w:val="SourceCode"/>
+      </w:pPr>
+      <w:r>
+        <w:t>-- goes first, because in Lessons 4.11 to 4.14 its rows pointed at</w:t>
+      </w:r>
+    </w:p>
+    <w:p>
+      <w:pPr>
+        <w:pStyle w:val="SourceCode"/>
+      </w:pPr>
+      <w:r>
+        <w:t>-- contact_groups_python, and the server refuses to drop a table that</w:t>
+      </w:r>
+    </w:p>
+    <w:p>
+      <w:pPr>
+        <w:pStyle w:val="SourceCode"/>
+      </w:pPr>
+      <w:r>
+        <w:t>-- another table's foreign key still points at. Chapter 5 has no groups, so</w:t>
+      </w:r>
+    </w:p>
+    <w:p>
+      <w:pPr>
+        <w:pStyle w:val="SourceCode"/>
+      </w:pPr>
+      <w:r>
+        <w:t>-- contact_groups_python is dropped and not created again. IF EXISTS skips a</w:t>
+      </w:r>
+    </w:p>
+    <w:p>
+      <w:pPr>
+        <w:pStyle w:val="SourceCode"/>
+      </w:pPr>
+      <w:r>
+        <w:t>-- table that is not there.</w:t>
+      </w:r>
+    </w:p>
+    <w:p>
+      <w:pPr>
+        <w:pStyle w:val="SourceCode"/>
+      </w:pPr>
+      <w:r>
+        <w:t>DROP TABLE IF EXISTS contacts_python;</w:t>
+      </w:r>
+    </w:p>
+    <w:p>
+      <w:pPr>
+        <w:pStyle w:val="SourceCode"/>
+      </w:pPr>
+      <w:r>
+        <w:t>DROP TABLE IF EXISTS contact_groups_python;</w:t>
+      </w:r>
+    </w:p>
+    <w:p>
+      <w:pPr>
+        <w:pStyle w:val="SourceCode"/>
+      </w:pPr>
+    </w:p>
+    <w:p>
+      <w:pPr>
+        <w:pStyle w:val="SourceCode"/>
+      </w:pPr>
+      <w:r>
+        <w:t>-- Lesson 4.4's contacts_python table, with Lesson 4.12's index on name</w:t>
+      </w:r>
+    </w:p>
+    <w:p>
+      <w:pPr>
+        <w:pStyle w:val="SourceCode"/>
+      </w:pPr>
+      <w:r>
+        <w:t>-- written inside CREATE TABLE. Only email is UNIQUE, so two contacts may</w:t>
+      </w:r>
+    </w:p>
+    <w:p>
+      <w:pPr>
+        <w:pStyle w:val="SourceCode"/>
+      </w:pPr>
+      <w:r>
+        <w:t>-- share a name, and phone may be NULL: no phone.</w:t>
+      </w:r>
+    </w:p>
+    <w:p>
+      <w:pPr>
+        <w:pStyle w:val="SourceCode"/>
+      </w:pPr>
+      <w:r>
+        <w:t>CREATE TABLE contacts_python (</w:t>
+      </w:r>
+    </w:p>
+    <w:p>
+      <w:pPr>
+        <w:pStyle w:val="SourceCode"/>
+      </w:pPr>
+      <w:r>
+        <w:t xml:space="preserve">    id    INT AUTO_INCREMENT PRIMARY KEY,</w:t>
+      </w:r>
+    </w:p>
+    <w:p>
+      <w:pPr>
+        <w:pStyle w:val="SourceCode"/>
+      </w:pPr>
+      <w:r>
+        <w:t xml:space="preserve">    name  VARCHAR(100) NOT NULL,</w:t>
+      </w:r>
+    </w:p>
+    <w:p>
+      <w:pPr>
+        <w:pStyle w:val="SourceCode"/>
+      </w:pPr>
+      <w:r>
+        <w:t xml:space="preserve">    email VARCHAR(254) NOT NULL UNIQUE,</w:t>
+      </w:r>
+    </w:p>
+    <w:p>
+      <w:pPr>
+        <w:pStyle w:val="SourceCode"/>
+      </w:pPr>
+      <w:r>
+        <w:t xml:space="preserve">    phone VARCHAR(20)  NULL,</w:t>
+      </w:r>
+    </w:p>
+    <w:p>
+      <w:pPr>
+        <w:pStyle w:val="SourceCode"/>
+      </w:pPr>
+      <w:r>
+        <w:t xml:space="preserve">    INDEX idx_contacts_python_name (name)</w:t>
+      </w:r>
+    </w:p>
+    <w:p>
+      <w:pPr>
+        <w:pStyle w:val="SourceCode"/>
+      </w:pPr>
+      <w:r>
+        <w:t>) CHARACTER SET utf8mb4;</w:t>
+      </w:r>
+    </w:p>
+    <w:p>
+      <w:pPr>
+        <w:pStyle w:val="SourceCode"/>
+      </w:pPr>
+    </w:p>
+    <w:p>
+      <w:pPr>
+        <w:pStyle w:val="SourceCode"/>
+      </w:pPr>
+      <w:r>
+        <w:t>-- Lesson 4.6's three contacts, ids 1, 2, 3. Grace Hopper has no phone.</w:t>
+      </w:r>
+    </w:p>
+    <w:p>
+      <w:pPr>
+        <w:pStyle w:val="SourceCode"/>
+      </w:pPr>
+      <w:r>
+        <w:t>INSERT INTO contacts_python (name, email, phone)</w:t>
+      </w:r>
+    </w:p>
+    <w:p>
+      <w:pPr>
+        <w:pStyle w:val="SourceCode"/>
+      </w:pPr>
+      <w:r>
+        <w:t xml:space="preserve">    VALUES ('Ada Lovelace', 'ada@example.com', '555-0100');</w:t>
+      </w:r>
+    </w:p>
+    <w:p>
+      <w:pPr>
+        <w:pStyle w:val="SourceCode"/>
+      </w:pPr>
+      <w:r>
+        <w:t>INSERT INTO contacts_python (name, email, phone)</w:t>
+      </w:r>
+    </w:p>
+    <w:p>
+      <w:pPr>
+        <w:pStyle w:val="SourceCode"/>
+        <w:keepNext/>
+      </w:pPr>
+      <w:r>
+        <w:t xml:space="preserve">    VALUES ('Grace Hopper', 'grace@example.com', NULL);</w:t>
+      </w:r>
+    </w:p>
+    <w:p>
+      <w:pPr>
+        <w:pStyle w:val="SourceCode"/>
+        <w:keepNext/>
+      </w:pPr>
+      <w:r>
+        <w:t>INSERT INTO contacts_python (name, email, phone)</w:t>
+      </w:r>
+    </w:p>
+    <w:p>
+      <w:pPr>
+        <w:pStyle w:val="SourceCode"/>
+      </w:pPr>
+      <w:r>
+        <w:t xml:space="preserve">    VALUES ('Alan Turing', 'alan@example.com', '555-0102');</w:t>
+      </w:r>
+    </w:p>
+    <w:p>
+      <w:pPr>
+        <w:keepNext/>
+      </w:pPr>
+    </w:p>
+    <w:p>
+      <w:pPr>
+        <w:pStyle w:val="Heading3"/>
+      </w:pPr>
+      <w:r>
+        <w:t>sql/reset_contacts_typescript.sql</w:t>
+      </w:r>
+    </w:p>
+    <w:p>
+      <w:pPr>
+        <w:pStyle w:val="SourceCode"/>
+        <w:keepNext/>
+      </w:pPr>
+      <w:r>
+        <w:t>-- Chapter 5's known state for TypeScript. This file resets</w:t>
+      </w:r>
+    </w:p>
+    <w:p>
+      <w:pPr>
+        <w:pStyle w:val="SourceCode"/>
+        <w:keepNext/>
+      </w:pPr>
+      <w:r>
+        <w:t>-- contacts_typescript, the TypeScript programs' own contacts table: it</w:t>
+      </w:r>
+    </w:p>
+    <w:p>
+      <w:pPr>
+        <w:pStyle w:val="SourceCode"/>
+      </w:pPr>
+      <w:r>
+        <w:t>-- drops it, with any rows earlier lessons or your own experiments left in</w:t>
+      </w:r>
+    </w:p>
+    <w:p>
+      <w:pPr>
+        <w:pStyle w:val="SourceCode"/>
+      </w:pPr>
+      <w:r>
+        <w:t>-- it, and builds it again with Lesson 4.6's three contacts.</w:t>
+      </w:r>
+    </w:p>
+    <w:p>
+      <w:pPr>
+        <w:pStyle w:val="SourceCode"/>
+      </w:pPr>
+    </w:p>
+    <w:p>
+      <w:pPr>
+        <w:pStyle w:val="SourceCode"/>
+      </w:pPr>
+      <w:r>
+        <w:t>-- Remove the old tables and every row in them (Lesson 4.4).</w:t>
+      </w:r>
+    </w:p>
+    <w:p>
+      <w:pPr>
+        <w:pStyle w:val="SourceCode"/>
+      </w:pPr>
+      <w:r>
+        <w:t>-- contacts_typescript goes first, because in Lessons 4.11 to 4.14 its rows</w:t>
+      </w:r>
+    </w:p>
+    <w:p>
+      <w:pPr>
+        <w:pStyle w:val="SourceCode"/>
+      </w:pPr>
+      <w:r>
+        <w:t>-- pointed at contact_groups_typescript, and the server refuses to drop a</w:t>
+      </w:r>
+    </w:p>
+    <w:p>
+      <w:pPr>
+        <w:pStyle w:val="SourceCode"/>
+      </w:pPr>
+      <w:r>
+        <w:t>-- table that another table's foreign key still points at. Chapter 5 has no</w:t>
+      </w:r>
+    </w:p>
+    <w:p>
+      <w:pPr>
+        <w:pStyle w:val="SourceCode"/>
+      </w:pPr>
+      <w:r>
+        <w:t>-- groups, so contact_groups_typescript is dropped and not created again. IF</w:t>
+      </w:r>
+    </w:p>
+    <w:p>
+      <w:pPr>
+        <w:pStyle w:val="SourceCode"/>
+      </w:pPr>
+      <w:r>
+        <w:t>-- EXISTS skips a table that is not there.</w:t>
+      </w:r>
+    </w:p>
+    <w:p>
+      <w:pPr>
+        <w:pStyle w:val="SourceCode"/>
+      </w:pPr>
+      <w:r>
+        <w:t>DROP TABLE IF EXISTS contacts_typescript;</w:t>
+      </w:r>
+    </w:p>
+    <w:p>
+      <w:pPr>
+        <w:pStyle w:val="SourceCode"/>
+      </w:pPr>
+      <w:r>
+        <w:t>DROP TABLE IF EXISTS contact_groups_typescript;</w:t>
+      </w:r>
+    </w:p>
+    <w:p>
+      <w:pPr>
+        <w:pStyle w:val="SourceCode"/>
+      </w:pPr>
+    </w:p>
+    <w:p>
+      <w:pPr>
+        <w:pStyle w:val="SourceCode"/>
+      </w:pPr>
+      <w:r>
+        <w:t>-- Lesson 4.4's contacts_typescript table, with Lesson 4.12's index on name</w:t>
+      </w:r>
+    </w:p>
+    <w:p>
+      <w:pPr>
+        <w:pStyle w:val="SourceCode"/>
+      </w:pPr>
+      <w:r>
+        <w:t>-- written inside CREATE TABLE. Only email is UNIQUE, so two contacts may</w:t>
+      </w:r>
+    </w:p>
+    <w:p>
+      <w:pPr>
+        <w:pStyle w:val="SourceCode"/>
+      </w:pPr>
+      <w:r>
+        <w:t>-- share a name, and phone may be NULL: no phone.</w:t>
+      </w:r>
+    </w:p>
+    <w:p>
+      <w:pPr>
+        <w:pStyle w:val="SourceCode"/>
+      </w:pPr>
+      <w:r>
+        <w:t>CREATE TABLE contacts_typescript (</w:t>
+      </w:r>
+    </w:p>
+    <w:p>
+      <w:pPr>
+        <w:pStyle w:val="SourceCode"/>
+      </w:pPr>
+      <w:r>
+        <w:t xml:space="preserve">    id    INT AUTO_INCREMENT PRIMARY KEY,</w:t>
+      </w:r>
+    </w:p>
+    <w:p>
+      <w:pPr>
+        <w:pStyle w:val="SourceCode"/>
+      </w:pPr>
+      <w:r>
+        <w:t xml:space="preserve">    name  VARCHAR(100) NOT NULL,</w:t>
+      </w:r>
+    </w:p>
+    <w:p>
+      <w:pPr>
+        <w:pStyle w:val="SourceCode"/>
+      </w:pPr>
+      <w:r>
+        <w:t xml:space="preserve">    email VARCHAR(254) NOT NULL UNIQUE,</w:t>
+      </w:r>
+    </w:p>
+    <w:p>
+      <w:pPr>
+        <w:pStyle w:val="SourceCode"/>
+      </w:pPr>
+      <w:r>
+        <w:t xml:space="preserve">    phone VARCHAR(20)  NULL,</w:t>
+      </w:r>
+    </w:p>
+    <w:p>
+      <w:pPr>
+        <w:pStyle w:val="SourceCode"/>
+      </w:pPr>
+      <w:r>
+        <w:t xml:space="preserve">    INDEX idx_contacts_typescript_name (name)</w:t>
+      </w:r>
+    </w:p>
+    <w:p>
+      <w:pPr>
+        <w:pStyle w:val="SourceCode"/>
+      </w:pPr>
+      <w:r>
+        <w:t>) CHARACTER SET utf8mb4;</w:t>
+      </w:r>
+    </w:p>
+    <w:p>
+      <w:pPr>
+        <w:pStyle w:val="SourceCode"/>
+      </w:pPr>
+    </w:p>
+    <w:p>
+      <w:pPr>
+        <w:pStyle w:val="SourceCode"/>
+      </w:pPr>
+      <w:r>
+        <w:t>-- Lesson 4.6's three contacts, ids 1, 2, 3. Grace Hopper has no phone.</w:t>
+      </w:r>
+    </w:p>
+    <w:p>
+      <w:pPr>
+        <w:pStyle w:val="SourceCode"/>
+      </w:pPr>
+      <w:r>
+        <w:t>INSERT INTO contacts_typescript (name, email, phone)</w:t>
+      </w:r>
+    </w:p>
+    <w:p>
+      <w:pPr>
+        <w:pStyle w:val="SourceCode"/>
+      </w:pPr>
+      <w:r>
+        <w:t xml:space="preserve">    VALUES ('Ada Lovelace', 'ada@example.com', '555-0100');</w:t>
+      </w:r>
+    </w:p>
+    <w:p>
+      <w:pPr>
+        <w:pStyle w:val="SourceCode"/>
+      </w:pPr>
+      <w:r>
+        <w:t>INSERT INTO contacts_typescript (name, email, phone)</w:t>
+      </w:r>
+    </w:p>
+    <w:p>
+      <w:pPr>
+        <w:pStyle w:val="SourceCode"/>
+        <w:keepNext/>
+      </w:pPr>
+      <w:r>
+        <w:t xml:space="preserve">    VALUES ('Grace Hopper', 'grace@example.com', NULL);</w:t>
+      </w:r>
+    </w:p>
+    <w:p>
+      <w:pPr>
+        <w:pStyle w:val="SourceCode"/>
+        <w:keepNext/>
+      </w:pPr>
+      <w:r>
+        <w:t>INSERT INTO contacts_typescript (name, email, phone)</w:t>
+      </w:r>
+    </w:p>
+    <w:p>
+      <w:pPr>
+        <w:pStyle w:val="SourceCode"/>
+      </w:pPr>
+      <w:r>
+        <w:t xml:space="preserve">    VALUES ('Alan Turing', 'alan@example.com', '555-0102');</w:t>
+      </w:r>
+    </w:p>
+    <w:p>
+      <w:pPr>
+        <w:keepNext/>
+      </w:pPr>
+    </w:p>
+    <w:p>
+      <w:pPr>
+        <w:pStyle w:val="Heading3"/>
+      </w:pPr>
+      <w:r>
         <w:t>Windows PowerShell Data Reset</w:t>
       </w:r>
     </w:p>
@@ -2534,7 +3905,7 @@
         <w:keepNext/>
       </w:pPr>
       <w:r>
-        <w:t>The first client command is Lesson 4.2's CREATE DATABASE IF NOT EXISTS spa_contacts, so the lesson works even if you start here. The second runs the file. Remember, source runs every statement in a file and needs --commands when it comes from -e (Lesson 4.6); on Linux or macOS, &lt; sends the file to the client instead. The third shows the table: -t prints it as a table, and MYSQL_PWD lasts only until the block's last line.</w:t>
+        <w:t>The first client command is Lesson 4.2's CREATE DATABASE IF NOT EXISTS spa_contacts, so the lesson works even if you start here. The next six run the files, one per language. Remember, source runs every statement in a file and needs --commands when it comes from -e (Lesson 4.6); on Linux or macOS, &lt; sends the file to the client instead. The last shows the C programs' table, contacts_c: -t prints it as a table, and MYSQL_PWD lasts only until the block's last line.</w:t>
       </w:r>
     </w:p>
     <w:p>
@@ -2563,7 +3934,6 @@
     <w:p>
       <w:pPr>
         <w:pStyle w:val="CommandBlock"/>
-        <w:keepNext/>
       </w:pPr>
       <w:r>
         <w:t>&amp; $mysql -u devuser -h 127.0.0.1 -P 3306 `</w:t>
@@ -2572,7 +3942,6 @@
     <w:p>
       <w:pPr>
         <w:pStyle w:val="CommandBlock"/>
-        <w:keepNext/>
       </w:pPr>
       <w:r>
         <w:t xml:space="preserve">    -e "CREATE DATABASE IF NOT EXISTS spa_contacts"</w:t>
@@ -2581,7 +3950,6 @@
     <w:p>
       <w:pPr>
         <w:pStyle w:val="CommandBlock"/>
-        <w:keepNext/>
       </w:pPr>
       <w:r>
         <w:t>&amp; $mysql -u devuser -h 127.0.0.1 -P 3306 -D spa_contacts --commands `</w:t>
@@ -2590,15 +3958,94 @@
     <w:p>
       <w:pPr>
         <w:pStyle w:val="CommandBlock"/>
-        <w:keepNext/>
-      </w:pPr>
-      <w:r>
-        <w:t xml:space="preserve">    -e "source ./sql/reset_contacts.sql"</w:t>
+      </w:pPr>
+      <w:r>
+        <w:t xml:space="preserve">    -e "source ./sql/reset_contacts_c.sql"</w:t>
       </w:r>
     </w:p>
     <w:p>
       <w:pPr>
         <w:pStyle w:val="CommandBlock"/>
+      </w:pPr>
+      <w:r>
+        <w:t>&amp; $mysql -u devuser -h 127.0.0.1 -P 3306 -D spa_contacts --commands `</w:t>
+      </w:r>
+    </w:p>
+    <w:p>
+      <w:pPr>
+        <w:pStyle w:val="CommandBlock"/>
+      </w:pPr>
+      <w:r>
+        <w:t xml:space="preserve">    -e "source ./sql/reset_contacts_cpp.sql"</w:t>
+      </w:r>
+    </w:p>
+    <w:p>
+      <w:pPr>
+        <w:pStyle w:val="CommandBlock"/>
+      </w:pPr>
+      <w:r>
+        <w:t>&amp; $mysql -u devuser -h 127.0.0.1 -P 3306 -D spa_contacts --commands `</w:t>
+      </w:r>
+    </w:p>
+    <w:p>
+      <w:pPr>
+        <w:pStyle w:val="CommandBlock"/>
+      </w:pPr>
+      <w:r>
+        <w:t xml:space="preserve">    -e "source ./sql/reset_contacts_csharp.sql"</w:t>
+      </w:r>
+    </w:p>
+    <w:p>
+      <w:pPr>
+        <w:pStyle w:val="CommandBlock"/>
+      </w:pPr>
+      <w:r>
+        <w:t>&amp; $mysql -u devuser -h 127.0.0.1 -P 3306 -D spa_contacts --commands `</w:t>
+      </w:r>
+    </w:p>
+    <w:p>
+      <w:pPr>
+        <w:pStyle w:val="CommandBlock"/>
+      </w:pPr>
+      <w:r>
+        <w:t xml:space="preserve">    -e "source ./sql/reset_contacts_go.sql"</w:t>
+      </w:r>
+    </w:p>
+    <w:p>
+      <w:pPr>
+        <w:pStyle w:val="CommandBlock"/>
+      </w:pPr>
+      <w:r>
+        <w:t>&amp; $mysql -u devuser -h 127.0.0.1 -P 3306 -D spa_contacts --commands `</w:t>
+      </w:r>
+    </w:p>
+    <w:p>
+      <w:pPr>
+        <w:pStyle w:val="CommandBlock"/>
+      </w:pPr>
+      <w:r>
+        <w:t xml:space="preserve">    -e "source ./sql/reset_contacts_python.sql"</w:t>
+      </w:r>
+    </w:p>
+    <w:p>
+      <w:pPr>
+        <w:pStyle w:val="CommandBlock"/>
+      </w:pPr>
+      <w:r>
+        <w:t>&amp; $mysql -u devuser -h 127.0.0.1 -P 3306 -D spa_contacts --commands `</w:t>
+      </w:r>
+    </w:p>
+    <w:p>
+      <w:pPr>
+        <w:pStyle w:val="CommandBlock"/>
+      </w:pPr>
+      <w:r>
+        <w:t xml:space="preserve">    -e "source ./sql/reset_contacts_typescript.sql"</w:t>
+      </w:r>
+    </w:p>
+    <w:p>
+      <w:pPr>
+        <w:pStyle w:val="CommandBlock"/>
         <w:keepNext/>
       </w:pPr>
       <w:r>
@@ -2611,7 +4058,7 @@
         <w:keepNext/>
       </w:pPr>
       <w:r>
-        <w:t xml:space="preserve">    -e "SELECT id, name, email, phone FROM contacts ORDER BY id"</w:t>
+        <w:t xml:space="preserve">    -e "SELECT id, name, email, phone FROM contacts_c ORDER BY id"</w:t>
       </w:r>
     </w:p>
     <w:p>
@@ -2656,7 +4103,6 @@
     <w:p>
       <w:pPr>
         <w:pStyle w:val="CommandBlock"/>
-        <w:keepNext/>
       </w:pPr>
       <w:r>
         <w:t xml:space="preserve">    -e "CREATE DATABASE IF NOT EXISTS spa_contacts"</w:t>
@@ -2665,15 +4111,102 @@
     <w:p>
       <w:pPr>
         <w:pStyle w:val="CommandBlock"/>
-        <w:keepNext/>
-      </w:pPr>
-      <w:r>
-        <w:t>mysql -u devuser -h 127.0.0.1 -P 3306 -D spa_contacts &lt; ./sql/reset_contacts.sql</w:t>
+      </w:pPr>
+      <w:r>
+        <w:t>mysql -u devuser -h 127.0.0.1 -P 3306 -D spa_contacts \</w:t>
       </w:r>
     </w:p>
     <w:p>
       <w:pPr>
         <w:pStyle w:val="CommandBlock"/>
+      </w:pPr>
+      <w:r>
+        <w:t xml:space="preserve">    &lt; ./sql/reset_contacts_c.sql</w:t>
+      </w:r>
+    </w:p>
+    <w:p>
+      <w:pPr>
+        <w:pStyle w:val="CommandBlock"/>
+      </w:pPr>
+      <w:r>
+        <w:t>mysql -u devuser -h 127.0.0.1 -P 3306 -D spa_contacts \</w:t>
+      </w:r>
+    </w:p>
+    <w:p>
+      <w:pPr>
+        <w:pStyle w:val="CommandBlock"/>
+      </w:pPr>
+      <w:r>
+        <w:t xml:space="preserve">    &lt; ./sql/reset_contacts_cpp.sql</w:t>
+      </w:r>
+    </w:p>
+    <w:p>
+      <w:pPr>
+        <w:pStyle w:val="CommandBlock"/>
+      </w:pPr>
+      <w:r>
+        <w:t>mysql -u devuser -h 127.0.0.1 -P 3306 -D spa_contacts \</w:t>
+      </w:r>
+    </w:p>
+    <w:p>
+      <w:pPr>
+        <w:pStyle w:val="CommandBlock"/>
+      </w:pPr>
+      <w:r>
+        <w:t xml:space="preserve">    &lt; ./sql/reset_contacts_csharp.sql</w:t>
+      </w:r>
+    </w:p>
+    <w:p>
+      <w:pPr>
+        <w:pStyle w:val="CommandBlock"/>
+      </w:pPr>
+      <w:r>
+        <w:t>mysql -u devuser -h 127.0.0.1 -P 3306 -D spa_contacts \</w:t>
+      </w:r>
+    </w:p>
+    <w:p>
+      <w:pPr>
+        <w:pStyle w:val="CommandBlock"/>
+      </w:pPr>
+      <w:r>
+        <w:t xml:space="preserve">    &lt; ./sql/reset_contacts_go.sql</w:t>
+      </w:r>
+    </w:p>
+    <w:p>
+      <w:pPr>
+        <w:pStyle w:val="CommandBlock"/>
+      </w:pPr>
+      <w:r>
+        <w:t>mysql -u devuser -h 127.0.0.1 -P 3306 -D spa_contacts \</w:t>
+      </w:r>
+    </w:p>
+    <w:p>
+      <w:pPr>
+        <w:pStyle w:val="CommandBlock"/>
+      </w:pPr>
+      <w:r>
+        <w:t xml:space="preserve">    &lt; ./sql/reset_contacts_python.sql</w:t>
+      </w:r>
+    </w:p>
+    <w:p>
+      <w:pPr>
+        <w:pStyle w:val="CommandBlock"/>
+      </w:pPr>
+      <w:r>
+        <w:t>mysql -u devuser -h 127.0.0.1 -P 3306 -D spa_contacts \</w:t>
+      </w:r>
+    </w:p>
+    <w:p>
+      <w:pPr>
+        <w:pStyle w:val="CommandBlock"/>
+      </w:pPr>
+      <w:r>
+        <w:t xml:space="preserve">    &lt; ./sql/reset_contacts_typescript.sql</w:t>
+      </w:r>
+    </w:p>
+    <w:p>
+      <w:pPr>
+        <w:pStyle w:val="CommandBlock"/>
         <w:keepNext/>
       </w:pPr>
       <w:r>
@@ -2686,7 +4219,7 @@
         <w:keepNext/>
       </w:pPr>
       <w:r>
-        <w:t xml:space="preserve">    -e "SELECT id, name, email, phone FROM contacts ORDER BY id"</w:t>
+        <w:t xml:space="preserve">    -e "SELECT id, name, email, phone FROM contacts_c ORDER BY id"</w:t>
       </w:r>
     </w:p>
     <w:p>
@@ -2707,7 +4240,7 @@
         <w:keepNext/>
       </w:pPr>
       <w:r>
-        <w:t>The first two commands print nothing. The query prints exactly this table:</w:t>
+        <w:t>The reset commands print nothing. The query prints exactly this table; every other language's table holds the same rows:</w:t>
       </w:r>
     </w:p>
     <w:p>
@@ -2855,7 +4388,7 @@
         <w:pStyle w:val="ListBullet"/>
       </w:pPr>
       <w:r>
-        <w:t>Error: Unknown database 'spa_contacts' when the program starts, or Error: Table 'spa_contacts.contacts' doesn't exist after show or list: the Data Reset has not run yet. Run it.</w:t>
+        <w:t>Error: Unknown database 'spa_contacts' when the program starts, or Error: Table 'spa_contacts.contacts_c' doesn't exist, with your language's table, after show or list: the Data Reset has not run yet. Run it.</w:t>
       </w:r>
     </w:p>
     <w:p>
@@ -3134,7 +4667,7 @@
         <w:pStyle w:val="SourceCode"/>
       </w:pPr>
       <w:r>
-        <w:t xml:space="preserve">    "SELECT id, name, email, phone FROM contacts WHERE id = ?"</w:t>
+        <w:t xml:space="preserve">    "SELECT id, name, email, phone FROM contacts_c WHERE id = ?"</w:t>
       </w:r>
     </w:p>
     <w:p>
@@ -3150,7 +4683,7 @@
         <w:pStyle w:val="SourceCode"/>
       </w:pPr>
       <w:r>
-        <w:t xml:space="preserve">    "SELECT id, name, email, phone FROM contacts ORDER BY name, id"</w:t>
+        <w:t xml:space="preserve">    "SELECT id, name, email, phone FROM contacts_c ORDER BY name, id"</w:t>
       </w:r>
     </w:p>
     <w:p>
@@ -4945,7 +6478,7 @@
         <w:keepNext/>
       </w:pPr>
       <w:r>
-        <w:t>Run the block from the lesson-5.2 folder, in a terminal that has SPA_DB_PASSWORD. Its first lines run the Data Reset's file again, so the table holds exactly the three known contacts; the program then waits for your commands.</w:t>
+        <w:t>Run the block from the lesson-5.2 folder, in a terminal that has SPA_DB_PASSWORD. Its first lines run contacts_c's reset file again, so the C programs' table holds exactly the three known contacts; the program then waits for your commands.</w:t>
       </w:r>
     </w:p>
     <w:p>
@@ -4986,7 +6519,7 @@
         <w:keepNext/>
       </w:pPr>
       <w:r>
-        <w:t xml:space="preserve">    -e "source ./sql/reset_contacts.sql"</w:t>
+        <w:t xml:space="preserve">    -e "source ./sql/reset_contacts_c.sql"</w:t>
       </w:r>
     </w:p>
     <w:p>
@@ -5079,7 +6612,7 @@
         <w:keepNext/>
       </w:pPr>
       <w:r>
-        <w:t>mysql -u devuser -h 127.0.0.1 -P 3306 -D spa_contacts &lt; ./sql/reset_contacts.sql</w:t>
+        <w:t>mysql -u devuser -h 127.0.0.1 -P 3306 -D spa_contacts \</w:t>
       </w:r>
     </w:p>
     <w:p>
@@ -5088,6 +6621,15 @@
         <w:keepNext/>
       </w:pPr>
       <w:r>
+        <w:t xml:space="preserve">    &lt; ./sql/reset_contacts_c.sql</w:t>
+      </w:r>
+    </w:p>
+    <w:p>
+      <w:pPr>
+        <w:pStyle w:val="CommandBlock"/>
+        <w:keepNext/>
+      </w:pPr>
+      <w:r>
         <w:t>unset MYSQL_PWD</w:t>
       </w:r>
     </w:p>
@@ -5744,7 +7286,7 @@
         <w:pStyle w:val="SourceCode"/>
       </w:pPr>
       <w:r>
-        <w:t xml:space="preserve">    "SELECT id, name, email, phone FROM contacts WHERE id = ?"</w:t>
+        <w:t xml:space="preserve">    "SELECT id, name, email, phone FROM contacts_c WHERE id = ?"</w:t>
       </w:r>
     </w:p>
     <w:p>
@@ -5784,7 +7326,7 @@
         <w:pStyle w:val="SourceCode"/>
       </w:pPr>
       <w:r>
-        <w:t xml:space="preserve">    "SELECT id, name, email, phone FROM contacts ORDER BY name, id"</w:t>
+        <w:t xml:space="preserve">    "SELECT id, name, email, phone FROM contacts_c ORDER BY name, id"</w:t>
       </w:r>
     </w:p>
     <w:p>
@@ -8170,7 +9712,7 @@
         <w:keepNext/>
       </w:pPr>
       <w:r>
-        <w:t>The block resets the table, builds the program, and runs it; type the commands of the Required Clean-Run Output.</w:t>
+        <w:t>The block resets contacts_c, builds the program, and runs it; type the commands of the Required Clean-Run Output.</w:t>
       </w:r>
     </w:p>
     <w:p>
@@ -8211,7 +9753,7 @@
         <w:keepNext/>
       </w:pPr>
       <w:r>
-        <w:t xml:space="preserve">    -e "source ./sql/reset_contacts.sql"</w:t>
+        <w:t xml:space="preserve">    -e "source ./sql/reset_contacts_c.sql"</w:t>
       </w:r>
     </w:p>
     <w:p>
@@ -8304,7 +9846,7 @@
         <w:keepNext/>
       </w:pPr>
       <w:r>
-        <w:t>mysql -u devuser -h 127.0.0.1 -P 3306 -D spa_contacts &lt; ./sql/reset_contacts.sql</w:t>
+        <w:t>mysql -u devuser -h 127.0.0.1 -P 3306 -D spa_contacts \</w:t>
       </w:r>
     </w:p>
     <w:p>
@@ -8313,6 +9855,15 @@
         <w:keepNext/>
       </w:pPr>
       <w:r>
+        <w:t xml:space="preserve">    &lt; ./sql/reset_contacts_c.sql</w:t>
+      </w:r>
+    </w:p>
+    <w:p>
+      <w:pPr>
+        <w:pStyle w:val="CommandBlock"/>
+        <w:keepNext/>
+      </w:pPr>
+      <w:r>
         <w:t>unset MYSQL_PWD</w:t>
       </w:r>
     </w:p>
@@ -8408,7 +9959,7 @@
         <w:keepNext/>
       </w:pPr>
       <w:r>
-        <w:t>The block's first lines delete every row of the practice table with the mysql client, and its last lines put the three contacts back with the reset file. Type list, then quit. End with quit; if you stop the program another way, run the Data Reset. The program must print the empty list shown in Listing Every Contact, with no Error line, and the exit code must be 0.</w:t>
+        <w:t>The block's first lines delete every row of contacts_c, the C programs' practice table, with the mysql client, and its last lines put the three contacts back with its reset file. Type list, then quit. End with quit; if you stop the program another way, run the Data Reset. The program must print the empty list shown in Listing Every Contact, with no Error line, and the exit code must be 0.</w:t>
       </w:r>
     </w:p>
     <w:p>
@@ -8449,7 +10000,7 @@
         <w:keepNext/>
       </w:pPr>
       <w:r>
-        <w:t xml:space="preserve">    -e "DELETE FROM contacts"</w:t>
+        <w:t xml:space="preserve">    -e "DELETE FROM contacts_c"</w:t>
       </w:r>
     </w:p>
     <w:p>
@@ -8503,7 +10054,7 @@
         <w:keepNext/>
       </w:pPr>
       <w:r>
-        <w:t xml:space="preserve">    -e "source ./sql/reset_contacts.sql"</w:t>
+        <w:t xml:space="preserve">    -e "source ./sql/reset_contacts_c.sql"</w:t>
       </w:r>
     </w:p>
     <w:p>
@@ -8551,7 +10102,7 @@
         <w:keepNext/>
       </w:pPr>
       <w:r>
-        <w:t xml:space="preserve">    -e "DELETE FROM contacts"</w:t>
+        <w:t xml:space="preserve">    -e "DELETE FROM contacts_c"</w:t>
       </w:r>
     </w:p>
     <w:p>
@@ -8596,12 +10147,21 @@
         <w:keepNext/>
       </w:pPr>
       <w:r>
-        <w:t>mysql -u devuser -h 127.0.0.1 -P 3306 -D spa_contacts &lt; ./sql/reset_contacts.sql</w:t>
+        <w:t>mysql -u devuser -h 127.0.0.1 -P 3306 -D spa_contacts \</w:t>
       </w:r>
     </w:p>
     <w:p>
       <w:pPr>
         <w:pStyle w:val="CommandBlock"/>
+        <w:keepNext/>
+      </w:pPr>
+      <w:r>
+        <w:t xml:space="preserve">    &lt; ./sql/reset_contacts_c.sql</w:t>
+      </w:r>
+    </w:p>
+    <w:p>
+      <w:pPr>
+        <w:pStyle w:val="CommandBlock"/>
       </w:pPr>
       <w:r>
         <w:t>unset MYSQL_PWD</w:t>
@@ -8943,7 +10503,7 @@
         <w:pStyle w:val="SourceCode"/>
       </w:pPr>
       <w:r>
-        <w:t xml:space="preserve">    "SELECT id, name, email, phone FROM contacts WHERE id = ?";</w:t>
+        <w:t xml:space="preserve">    "SELECT id, name, email, phone FROM contacts_cpp WHERE id = ?";</w:t>
       </w:r>
     </w:p>
     <w:p>
@@ -8959,7 +10519,7 @@
         <w:pStyle w:val="SourceCode"/>
       </w:pPr>
       <w:r>
-        <w:t xml:space="preserve">    "SELECT id, name, email, phone FROM contacts ORDER BY name, id";</w:t>
+        <w:t xml:space="preserve">    "SELECT id, name, email, phone FROM contacts_cpp ORDER BY name, id";</w:t>
       </w:r>
     </w:p>
     <w:p>
@@ -10317,7 +11877,7 @@
         <w:keepNext/>
       </w:pPr>
       <w:r>
-        <w:t>Run the block from the lesson-5.2 folder, in a terminal that has SPA_DB_PASSWORD. Its first lines run the Data Reset's file again, so the table holds exactly the three known contacts; the program then waits for your commands. Launch-VsDevShell prints a short Visual Studio banner, and cl prints the name of each file it compiles; those lines come before the program's output.</w:t>
+        <w:t>Run the block from the lesson-5.2 folder, in a terminal that has SPA_DB_PASSWORD. Its first lines run contacts_cpp's reset file again, so the C++ programs' table holds exactly the three known contacts; the program then waits for your commands. Launch-VsDevShell prints a short Visual Studio banner, and cl prints the name of each file it compiles; those lines come before the program's output.</w:t>
       </w:r>
     </w:p>
     <w:p>
@@ -10358,7 +11918,7 @@
         <w:keepNext/>
       </w:pPr>
       <w:r>
-        <w:t xml:space="preserve">    -e "source ./sql/reset_contacts.sql"</w:t>
+        <w:t xml:space="preserve">    -e "source ./sql/reset_contacts_cpp.sql"</w:t>
       </w:r>
     </w:p>
     <w:p>
@@ -10487,7 +12047,7 @@
         <w:keepNext/>
       </w:pPr>
       <w:r>
-        <w:t>mysql -u devuser -h 127.0.0.1 -P 3306 -D spa_contacts &lt; ./sql/reset_contacts.sql</w:t>
+        <w:t>mysql -u devuser -h 127.0.0.1 -P 3306 -D spa_contacts \</w:t>
       </w:r>
     </w:p>
     <w:p>
@@ -10496,6 +12056,15 @@
         <w:keepNext/>
       </w:pPr>
       <w:r>
+        <w:t xml:space="preserve">    &lt; ./sql/reset_contacts_cpp.sql</w:t>
+      </w:r>
+    </w:p>
+    <w:p>
+      <w:pPr>
+        <w:pStyle w:val="CommandBlock"/>
+        <w:keepNext/>
+      </w:pPr>
+      <w:r>
         <w:t>unset MYSQL_PWD</w:t>
       </w:r>
     </w:p>
@@ -11154,7 +12723,7 @@
         <w:pStyle w:val="SourceCode"/>
       </w:pPr>
       <w:r>
-        <w:t xml:space="preserve">    "SELECT id, name, email, phone FROM contacts WHERE id = ?";</w:t>
+        <w:t xml:space="preserve">    "SELECT id, name, email, phone FROM contacts_cpp WHERE id = ?";</w:t>
       </w:r>
     </w:p>
     <w:p>
@@ -11186,7 +12755,7 @@
         <w:pStyle w:val="SourceCode"/>
       </w:pPr>
       <w:r>
-        <w:t xml:space="preserve">    "SELECT id, name, email, phone FROM contacts ORDER BY name, id";</w:t>
+        <w:t xml:space="preserve">    "SELECT id, name, email, phone FROM contacts_cpp ORDER BY name, id";</w:t>
       </w:r>
     </w:p>
     <w:p>
@@ -13050,7 +14619,7 @@
         <w:keepNext/>
       </w:pPr>
       <w:r>
-        <w:t>The block resets the table, builds the program, and runs it; type the commands of the Required Clean-Run Output. Launch-VsDevShell prints a short Visual Studio banner, and cl prints the name of each file it compiles; those lines come before the program's output.</w:t>
+        <w:t>The block resets contacts_cpp, builds the program, and runs it; type the commands of the Required Clean-Run Output. Launch-VsDevShell prints a short Visual Studio banner, and cl prints the name of each file it compiles; those lines come before the program's output.</w:t>
       </w:r>
     </w:p>
     <w:p>
@@ -13091,7 +14660,7 @@
         <w:keepNext/>
       </w:pPr>
       <w:r>
-        <w:t xml:space="preserve">    -e "source ./sql/reset_contacts.sql"</w:t>
+        <w:t xml:space="preserve">    -e "source ./sql/reset_contacts_cpp.sql"</w:t>
       </w:r>
     </w:p>
     <w:p>
@@ -13220,7 +14789,7 @@
         <w:keepNext/>
       </w:pPr>
       <w:r>
-        <w:t>mysql -u devuser -h 127.0.0.1 -P 3306 -D spa_contacts &lt; ./sql/reset_contacts.sql</w:t>
+        <w:t>mysql -u devuser -h 127.0.0.1 -P 3306 -D spa_contacts \</w:t>
       </w:r>
     </w:p>
     <w:p>
@@ -13229,6 +14798,15 @@
         <w:keepNext/>
       </w:pPr>
       <w:r>
+        <w:t xml:space="preserve">    &lt; ./sql/reset_contacts_cpp.sql</w:t>
+      </w:r>
+    </w:p>
+    <w:p>
+      <w:pPr>
+        <w:pStyle w:val="CommandBlock"/>
+        <w:keepNext/>
+      </w:pPr>
+      <w:r>
         <w:t>unset MYSQL_PWD</w:t>
       </w:r>
     </w:p>
@@ -13342,7 +14920,7 @@
         <w:keepNext/>
       </w:pPr>
       <w:r>
-        <w:t>The block's first lines delete every row of the practice table with the mysql client, and its last lines put the three contacts back with the reset file. Type list, then quit. End with quit; if you stop the program another way, run the Data Reset. The program must print the empty list shown in Listing Every Contact, with no Error line, and the exit code must be 0.</w:t>
+        <w:t>The block's first lines delete every row of contacts_cpp, the C++ programs' practice table, with the mysql client, and its last lines put the three contacts back with its reset file. Type list, then quit. End with quit; if you stop the program another way, run the Data Reset. The program must print the empty list shown in Listing Every Contact, with no Error line, and the exit code must be 0.</w:t>
       </w:r>
     </w:p>
     <w:p>
@@ -13383,7 +14961,7 @@
         <w:keepNext/>
       </w:pPr>
       <w:r>
-        <w:t xml:space="preserve">    -e "DELETE FROM contacts"</w:t>
+        <w:t xml:space="preserve">    -e "DELETE FROM contacts_cpp"</w:t>
       </w:r>
     </w:p>
     <w:p>
@@ -13437,7 +15015,7 @@
         <w:keepNext/>
       </w:pPr>
       <w:r>
-        <w:t xml:space="preserve">    -e "source ./sql/reset_contacts.sql"</w:t>
+        <w:t xml:space="preserve">    -e "source ./sql/reset_contacts_cpp.sql"</w:t>
       </w:r>
     </w:p>
     <w:p>
@@ -13485,7 +15063,7 @@
         <w:keepNext/>
       </w:pPr>
       <w:r>
-        <w:t xml:space="preserve">    -e "DELETE FROM contacts"</w:t>
+        <w:t xml:space="preserve">    -e "DELETE FROM contacts_cpp"</w:t>
       </w:r>
     </w:p>
     <w:p>
@@ -13530,12 +15108,21 @@
         <w:keepNext/>
       </w:pPr>
       <w:r>
-        <w:t>mysql -u devuser -h 127.0.0.1 -P 3306 -D spa_contacts &lt; ./sql/reset_contacts.sql</w:t>
+        <w:t>mysql -u devuser -h 127.0.0.1 -P 3306 -D spa_contacts \</w:t>
       </w:r>
     </w:p>
     <w:p>
       <w:pPr>
         <w:pStyle w:val="CommandBlock"/>
+        <w:keepNext/>
+      </w:pPr>
+      <w:r>
+        <w:t xml:space="preserve">    &lt; ./sql/reset_contacts_cpp.sql</w:t>
+      </w:r>
+    </w:p>
+    <w:p>
+      <w:pPr>
+        <w:pStyle w:val="CommandBlock"/>
       </w:pPr>
       <w:r>
         <w:t>unset MYSQL_PWD</w:t>
@@ -13869,7 +15456,7 @@
         <w:pStyle w:val="SourceCode"/>
       </w:pPr>
       <w:r>
-        <w:t xml:space="preserve">        "SELECT id, name, email, phone FROM contacts WHERE id = @id";</w:t>
+        <w:t xml:space="preserve">        "SELECT id, name, email, phone FROM contacts_csharp WHERE id = @id";</w:t>
       </w:r>
     </w:p>
     <w:p>
@@ -13885,7 +15472,7 @@
         <w:pStyle w:val="SourceCode"/>
       </w:pPr>
       <w:r>
-        <w:t xml:space="preserve">        "SELECT id, name, email, phone FROM contacts ORDER BY name, id";</w:t>
+        <w:t xml:space="preserve">        "SELECT id, name, email, phone FROM contacts_csharp ORDER BY name, id";</w:t>
       </w:r>
     </w:p>
     <w:p>
@@ -15430,7 +17017,7 @@
         <w:keepNext/>
       </w:pPr>
       <w:r>
-        <w:t>Run the block from the lesson-5.2 folder, in a terminal that has SPA_DB_PASSWORD. Its first lines run the Data Reset's file again, so the table holds exactly the three known contacts; the program then waits for your commands. dotnet build shows its progress first and ends with a line such as Build succeeded in 1.2s (your time differs); those lines are not part of the program's output.</w:t>
+        <w:t>Run the block from the lesson-5.2 folder, in a terminal that has SPA_DB_PASSWORD. Its first lines run contacts_csharp's reset file again, so the C# programs' table holds exactly the three known contacts; the program then waits for your commands. dotnet build shows its progress first and ends with a line such as Build succeeded in 1.2s (your time differs); those lines are not part of the program's output.</w:t>
       </w:r>
     </w:p>
     <w:p>
@@ -15471,7 +17058,7 @@
         <w:keepNext/>
       </w:pPr>
       <w:r>
-        <w:t xml:space="preserve">    -e "source ./sql/reset_contacts.sql"</w:t>
+        <w:t xml:space="preserve">    -e "source ./sql/reset_contacts_csharp.sql"</w:t>
       </w:r>
     </w:p>
     <w:p>
@@ -15537,7 +17124,7 @@
         <w:keepNext/>
       </w:pPr>
       <w:r>
-        <w:t>mysql -u devuser -h 127.0.0.1 -P 3306 -D spa_contacts &lt; ./sql/reset_contacts.sql</w:t>
+        <w:t>mysql -u devuser -h 127.0.0.1 -P 3306 -D spa_contacts \</w:t>
       </w:r>
     </w:p>
     <w:p>
@@ -15546,6 +17133,15 @@
         <w:keepNext/>
       </w:pPr>
       <w:r>
+        <w:t xml:space="preserve">    &lt; ./sql/reset_contacts_csharp.sql</w:t>
+      </w:r>
+    </w:p>
+    <w:p>
+      <w:pPr>
+        <w:pStyle w:val="CommandBlock"/>
+        <w:keepNext/>
+      </w:pPr>
+      <w:r>
         <w:t>unset MYSQL_PWD</w:t>
       </w:r>
     </w:p>
@@ -15976,7 +17572,7 @@
         <w:pStyle w:val="SourceCode"/>
       </w:pPr>
       <w:r>
-        <w:t xml:space="preserve">        "SELECT id, name, email, phone FROM contacts WHERE id = @id";</w:t>
+        <w:t xml:space="preserve">        "SELECT id, name, email, phone FROM contacts_csharp WHERE id = @id";</w:t>
       </w:r>
     </w:p>
     <w:p>
@@ -16008,7 +17604,7 @@
         <w:pStyle w:val="SourceCode"/>
       </w:pPr>
       <w:r>
-        <w:t xml:space="preserve">        "SELECT id, name, email, phone FROM contacts ORDER BY name, id";</w:t>
+        <w:t xml:space="preserve">        "SELECT id, name, email, phone FROM contacts_csharp ORDER BY name, id";</w:t>
       </w:r>
     </w:p>
     <w:p>
@@ -18203,7 +19799,7 @@
         <w:keepNext/>
       </w:pPr>
       <w:r>
-        <w:t>The block resets the table, builds the program, and runs it; type the commands of the Required Clean-Run Output. dotnet build shows its progress first and ends with a line such as Build succeeded in 1.2s (your time differs); those lines are not part of the program's output.</w:t>
+        <w:t>The block resets contacts_csharp, builds the program, and runs it; type the commands of the Required Clean-Run Output. dotnet build shows its progress first and ends with a line such as Build succeeded in 1.2s (your time differs); those lines are not part of the program's output.</w:t>
       </w:r>
     </w:p>
     <w:p>
@@ -18244,7 +19840,7 @@
         <w:keepNext/>
       </w:pPr>
       <w:r>
-        <w:t xml:space="preserve">    -e "source ./sql/reset_contacts.sql"</w:t>
+        <w:t xml:space="preserve">    -e "source ./sql/reset_contacts_csharp.sql"</w:t>
       </w:r>
     </w:p>
     <w:p>
@@ -18310,7 +19906,7 @@
         <w:keepNext/>
       </w:pPr>
       <w:r>
-        <w:t>mysql -u devuser -h 127.0.0.1 -P 3306 -D spa_contacts &lt; ./sql/reset_contacts.sql</w:t>
+        <w:t>mysql -u devuser -h 127.0.0.1 -P 3306 -D spa_contacts \</w:t>
       </w:r>
     </w:p>
     <w:p>
@@ -18319,6 +19915,15 @@
         <w:keepNext/>
       </w:pPr>
       <w:r>
+        <w:t xml:space="preserve">    &lt; ./sql/reset_contacts_csharp.sql</w:t>
+      </w:r>
+    </w:p>
+    <w:p>
+      <w:pPr>
+        <w:pStyle w:val="CommandBlock"/>
+        <w:keepNext/>
+      </w:pPr>
+      <w:r>
         <w:t>unset MYSQL_PWD</w:t>
       </w:r>
     </w:p>
@@ -18405,7 +20010,7 @@
         <w:keepNext/>
       </w:pPr>
       <w:r>
-        <w:t>The block's first lines delete every row of the practice table with the mysql client, and its last lines put the three contacts back with the reset file. Type list, then quit. End with quit; if you stop the program another way, run the Data Reset. The program must print the empty list shown in Listing Every Contact, with no Error line, and the exit code must be 0.</w:t>
+        <w:t>The block's first lines delete every row of contacts_csharp, the C# programs' practice table, with the mysql client, and its last lines put the three contacts back with its reset file. Type list, then quit. End with quit; if you stop the program another way, run the Data Reset. The program must print the empty list shown in Listing Every Contact, with no Error line, and the exit code must be 0.</w:t>
       </w:r>
     </w:p>
     <w:p>
@@ -18446,7 +20051,7 @@
         <w:keepNext/>
       </w:pPr>
       <w:r>
-        <w:t xml:space="preserve">    -e "DELETE FROM contacts"</w:t>
+        <w:t xml:space="preserve">    -e "DELETE FROM contacts_csharp"</w:t>
       </w:r>
     </w:p>
     <w:p>
@@ -18500,7 +20105,7 @@
         <w:keepNext/>
       </w:pPr>
       <w:r>
-        <w:t xml:space="preserve">    -e "source ./sql/reset_contacts.sql"</w:t>
+        <w:t xml:space="preserve">    -e "source ./sql/reset_contacts_csharp.sql"</w:t>
       </w:r>
     </w:p>
     <w:p>
@@ -18548,7 +20153,7 @@
         <w:keepNext/>
       </w:pPr>
       <w:r>
-        <w:t xml:space="preserve">    -e "DELETE FROM contacts"</w:t>
+        <w:t xml:space="preserve">    -e "DELETE FROM contacts_csharp"</w:t>
       </w:r>
     </w:p>
     <w:p>
@@ -18593,12 +20198,21 @@
         <w:keepNext/>
       </w:pPr>
       <w:r>
-        <w:t>mysql -u devuser -h 127.0.0.1 -P 3306 -D spa_contacts &lt; ./sql/reset_contacts.sql</w:t>
+        <w:t>mysql -u devuser -h 127.0.0.1 -P 3306 -D spa_contacts \</w:t>
       </w:r>
     </w:p>
     <w:p>
       <w:pPr>
         <w:pStyle w:val="CommandBlock"/>
+        <w:keepNext/>
+      </w:pPr>
+      <w:r>
+        <w:t xml:space="preserve">    &lt; ./sql/reset_contacts_csharp.sql</w:t>
+      </w:r>
+    </w:p>
+    <w:p>
+      <w:pPr>
+        <w:pStyle w:val="CommandBlock"/>
       </w:pPr>
       <w:r>
         <w:t>unset MYSQL_PWD</w:t>
@@ -18990,7 +20604,7 @@
         <w:pStyle w:val="SourceCode"/>
       </w:pPr>
       <w:r>
-        <w:t>const selectContactSQL = "SELECT id, name, email, phone FROM contacts " +</w:t>
+        <w:t>const selectContactSQL = "SELECT id, name, email, phone FROM contacts_go " +</w:t>
       </w:r>
     </w:p>
     <w:p>
@@ -19006,7 +20620,7 @@
         <w:pStyle w:val="SourceCode"/>
       </w:pPr>
       <w:r>
-        <w:t>const selectContactsSQL = "SELECT id, name, email, phone FROM contacts " +</w:t>
+        <w:t>const selectContactsSQL = "SELECT id, name, email, phone FROM contacts_go " +</w:t>
       </w:r>
     </w:p>
     <w:p>
@@ -20423,7 +22037,7 @@
         <w:keepNext/>
       </w:pPr>
       <w:r>
-        <w:t>Run the block from the lesson-5.2 folder, in a terminal that has SPA_DB_PASSWORD. Its first lines run the Data Reset's file again, so the table holds exactly the three known contacts; the program then waits for your commands.</w:t>
+        <w:t>Run the block from the lesson-5.2 folder, in a terminal that has SPA_DB_PASSWORD. Its first lines run contacts_go's reset file again, so the Go programs' table holds exactly the three known contacts; the program then waits for your commands.</w:t>
       </w:r>
     </w:p>
     <w:p>
@@ -20464,7 +22078,7 @@
         <w:keepNext/>
       </w:pPr>
       <w:r>
-        <w:t xml:space="preserve">    -e "source ./sql/reset_contacts.sql"</w:t>
+        <w:t xml:space="preserve">    -e "source ./sql/reset_contacts_go.sql"</w:t>
       </w:r>
     </w:p>
     <w:p>
@@ -20530,7 +22144,7 @@
         <w:keepNext/>
       </w:pPr>
       <w:r>
-        <w:t>mysql -u devuser -h 127.0.0.1 -P 3306 -D spa_contacts &lt; ./sql/reset_contacts.sql</w:t>
+        <w:t>mysql -u devuser -h 127.0.0.1 -P 3306 -D spa_contacts \</w:t>
       </w:r>
     </w:p>
     <w:p>
@@ -20539,6 +22153,15 @@
         <w:keepNext/>
       </w:pPr>
       <w:r>
+        <w:t xml:space="preserve">    &lt; ./sql/reset_contacts_go.sql</w:t>
+      </w:r>
+    </w:p>
+    <w:p>
+      <w:pPr>
+        <w:pStyle w:val="CommandBlock"/>
+        <w:keepNext/>
+      </w:pPr>
+      <w:r>
         <w:t>unset MYSQL_PWD</w:t>
       </w:r>
     </w:p>
@@ -20894,7 +22517,7 @@
         <w:pStyle w:val="SourceCode"/>
       </w:pPr>
       <w:r>
-        <w:t>const selectContactSQL = "SELECT id, name, email, phone FROM contacts " +</w:t>
+        <w:t>const selectContactSQL = "SELECT id, name, email, phone FROM contacts_go " +</w:t>
       </w:r>
     </w:p>
     <w:p>
@@ -20931,7 +22554,7 @@
         <w:pStyle w:val="SourceCode"/>
       </w:pPr>
       <w:r>
-        <w:t>const selectContactsSQL = "SELECT id, name, email, phone FROM contacts " +</w:t>
+        <w:t>const selectContactsSQL = "SELECT id, name, email, phone FROM contacts_go " +</w:t>
       </w:r>
     </w:p>
     <w:p>
@@ -22968,7 +24591,7 @@
         <w:keepNext/>
       </w:pPr>
       <w:r>
-        <w:t>The block resets the table, builds the program, and runs it; type the commands of the Required Clean-Run Output.</w:t>
+        <w:t>The block resets contacts_go, builds the program, and runs it; type the commands of the Required Clean-Run Output.</w:t>
       </w:r>
     </w:p>
     <w:p>
@@ -23009,7 +24632,7 @@
         <w:keepNext/>
       </w:pPr>
       <w:r>
-        <w:t xml:space="preserve">    -e "source ./sql/reset_contacts.sql"</w:t>
+        <w:t xml:space="preserve">    -e "source ./sql/reset_contacts_go.sql"</w:t>
       </w:r>
     </w:p>
     <w:p>
@@ -23075,7 +24698,7 @@
         <w:keepNext/>
       </w:pPr>
       <w:r>
-        <w:t>mysql -u devuser -h 127.0.0.1 -P 3306 -D spa_contacts &lt; ./sql/reset_contacts.sql</w:t>
+        <w:t>mysql -u devuser -h 127.0.0.1 -P 3306 -D spa_contacts \</w:t>
       </w:r>
     </w:p>
     <w:p>
@@ -23084,6 +24707,15 @@
         <w:keepNext/>
       </w:pPr>
       <w:r>
+        <w:t xml:space="preserve">    &lt; ./sql/reset_contacts_go.sql</w:t>
+      </w:r>
+    </w:p>
+    <w:p>
+      <w:pPr>
+        <w:pStyle w:val="CommandBlock"/>
+        <w:keepNext/>
+      </w:pPr>
+      <w:r>
         <w:t>unset MYSQL_PWD</w:t>
       </w:r>
     </w:p>
@@ -23170,7 +24802,7 @@
         <w:keepNext/>
       </w:pPr>
       <w:r>
-        <w:t>The block's first lines delete every row of the practice table with the mysql client, and its last lines put the three contacts back with the reset file. Type list, then quit. End with quit; if you stop the program another way, run the Data Reset. The program must print the empty list shown in Listing Every Contact, with no Error line, and the exit code must be 0.</w:t>
+        <w:t>The block's first lines delete every row of contacts_go, the Go programs' practice table, with the mysql client, and its last lines put the three contacts back with its reset file. Type list, then quit. End with quit; if you stop the program another way, run the Data Reset. The program must print the empty list shown in Listing Every Contact, with no Error line, and the exit code must be 0.</w:t>
       </w:r>
     </w:p>
     <w:p>
@@ -23211,7 +24843,7 @@
         <w:keepNext/>
       </w:pPr>
       <w:r>
-        <w:t xml:space="preserve">    -e "DELETE FROM contacts"</w:t>
+        <w:t xml:space="preserve">    -e "DELETE FROM contacts_go"</w:t>
       </w:r>
     </w:p>
     <w:p>
@@ -23265,7 +24897,7 @@
         <w:keepNext/>
       </w:pPr>
       <w:r>
-        <w:t xml:space="preserve">    -e "source ./sql/reset_contacts.sql"</w:t>
+        <w:t xml:space="preserve">    -e "source ./sql/reset_contacts_go.sql"</w:t>
       </w:r>
     </w:p>
     <w:p>
@@ -23313,7 +24945,7 @@
         <w:keepNext/>
       </w:pPr>
       <w:r>
-        <w:t xml:space="preserve">    -e "DELETE FROM contacts"</w:t>
+        <w:t xml:space="preserve">    -e "DELETE FROM contacts_go"</w:t>
       </w:r>
     </w:p>
     <w:p>
@@ -23358,12 +24990,21 @@
         <w:keepNext/>
       </w:pPr>
       <w:r>
-        <w:t>mysql -u devuser -h 127.0.0.1 -P 3306 -D spa_contacts &lt; ./sql/reset_contacts.sql</w:t>
+        <w:t>mysql -u devuser -h 127.0.0.1 -P 3306 -D spa_contacts \</w:t>
       </w:r>
     </w:p>
     <w:p>
       <w:pPr>
         <w:pStyle w:val="CommandBlock"/>
+        <w:keepNext/>
+      </w:pPr>
+      <w:r>
+        <w:t xml:space="preserve">    &lt; ./sql/reset_contacts_go.sql</w:t>
+      </w:r>
+    </w:p>
+    <w:p>
+      <w:pPr>
+        <w:pStyle w:val="CommandBlock"/>
       </w:pPr>
       <w:r>
         <w:t>unset MYSQL_PWD</w:t>
@@ -23678,15 +25319,23 @@
         <w:pStyle w:val="SourceCode"/>
       </w:pPr>
       <w:r>
-        <w:t>SELECT_CONTACT = "SELECT id, name, email, phone FROM contacts WHERE id = %s"</w:t>
-      </w:r>
-    </w:p>
-    <w:p>
-      <w:pPr>
-        <w:pStyle w:val="SourceCode"/>
-      </w:pPr>
-      <w:r>
-        <w:t>SELECT_CONTACTS = ("SELECT id, name, email, phone FROM contacts "</w:t>
+        <w:t>SELECT_CONTACT = ("SELECT id, name, email, phone FROM contacts_python "</w:t>
+      </w:r>
+    </w:p>
+    <w:p>
+      <w:pPr>
+        <w:pStyle w:val="SourceCode"/>
+      </w:pPr>
+      <w:r>
+        <w:t xml:space="preserve">                  "WHERE id = %s")</w:t>
+      </w:r>
+    </w:p>
+    <w:p>
+      <w:pPr>
+        <w:pStyle w:val="SourceCode"/>
+      </w:pPr>
+      <w:r>
+        <w:t>SELECT_CONTACTS = ("SELECT id, name, email, phone FROM contacts_python "</w:t>
       </w:r>
     </w:p>
     <w:p>
@@ -24825,7 +26474,7 @@
         <w:keepNext/>
       </w:pPr>
       <w:r>
-        <w:t>Run the block from the lesson-5.2 folder, in a terminal that has SPA_DB_PASSWORD. Its first lines run the Data Reset's file again, so the table holds exactly the three known contacts; the program then waits for your commands. Python has no build step.</w:t>
+        <w:t>Run the block from the lesson-5.2 folder, in a terminal that has SPA_DB_PASSWORD. Its first lines run contacts_python's reset file again, so the Python programs' table holds exactly the three known contacts; the program then waits for your commands. Python has no build step.</w:t>
       </w:r>
     </w:p>
     <w:p>
@@ -24866,7 +26515,7 @@
         <w:keepNext/>
       </w:pPr>
       <w:r>
-        <w:t xml:space="preserve">    -e "source ./sql/reset_contacts.sql"</w:t>
+        <w:t xml:space="preserve">    -e "source ./sql/reset_contacts_python.sql"</w:t>
       </w:r>
     </w:p>
     <w:p>
@@ -24923,7 +26572,7 @@
         <w:keepNext/>
       </w:pPr>
       <w:r>
-        <w:t>mysql -u devuser -h 127.0.0.1 -P 3306 -D spa_contacts &lt; ./sql/reset_contacts.sql</w:t>
+        <w:t>mysql -u devuser -h 127.0.0.1 -P 3306 -D spa_contacts \</w:t>
       </w:r>
     </w:p>
     <w:p>
@@ -24932,6 +26581,15 @@
         <w:keepNext/>
       </w:pPr>
       <w:r>
+        <w:t xml:space="preserve">    &lt; ./sql/reset_contacts_python.sql</w:t>
+      </w:r>
+    </w:p>
+    <w:p>
+      <w:pPr>
+        <w:pStyle w:val="CommandBlock"/>
+        <w:keepNext/>
+      </w:pPr>
+      <w:r>
         <w:t>unset MYSQL_PWD</w:t>
       </w:r>
     </w:p>
@@ -25212,15 +26870,23 @@
         <w:pStyle w:val="SourceCode"/>
       </w:pPr>
       <w:r>
-        <w:t>SELECT_CONTACT = "SELECT id, name, email, phone FROM contacts WHERE id = %s"</w:t>
-      </w:r>
-    </w:p>
-    <w:p>
-      <w:pPr>
-        <w:pStyle w:val="SourceCode"/>
-      </w:pPr>
-      <w:r>
-        <w:t>SELECT_CONTACTS = ("SELECT id, name, email, phone FROM contacts "</w:t>
+        <w:t>SELECT_CONTACT = ("SELECT id, name, email, phone FROM contacts_python "</w:t>
+      </w:r>
+    </w:p>
+    <w:p>
+      <w:pPr>
+        <w:pStyle w:val="SourceCode"/>
+      </w:pPr>
+      <w:r>
+        <w:t xml:space="preserve">                  "WHERE id = %s")</w:t>
+      </w:r>
+    </w:p>
+    <w:p>
+      <w:pPr>
+        <w:pStyle w:val="SourceCode"/>
+      </w:pPr>
+      <w:r>
+        <w:t>SELECT_CONTACTS = ("SELECT id, name, email, phone FROM contacts_python "</w:t>
       </w:r>
     </w:p>
     <w:p>
@@ -26886,7 +28552,7 @@
         <w:keepNext/>
       </w:pPr>
       <w:r>
-        <w:t>The block resets the table, builds the program, and runs it; type the commands of the Required Clean-Run Output. Python has no build step.</w:t>
+        <w:t>The block resets contacts_python, builds the program, and runs it; type the commands of the Required Clean-Run Output. Python has no build step.</w:t>
       </w:r>
     </w:p>
     <w:p>
@@ -26927,7 +28593,7 @@
         <w:keepNext/>
       </w:pPr>
       <w:r>
-        <w:t xml:space="preserve">    -e "source ./sql/reset_contacts.sql"</w:t>
+        <w:t xml:space="preserve">    -e "source ./sql/reset_contacts_python.sql"</w:t>
       </w:r>
     </w:p>
     <w:p>
@@ -26984,7 +28650,7 @@
         <w:keepNext/>
       </w:pPr>
       <w:r>
-        <w:t>mysql -u devuser -h 127.0.0.1 -P 3306 -D spa_contacts &lt; ./sql/reset_contacts.sql</w:t>
+        <w:t>mysql -u devuser -h 127.0.0.1 -P 3306 -D spa_contacts \</w:t>
       </w:r>
     </w:p>
     <w:p>
@@ -26993,6 +28659,15 @@
         <w:keepNext/>
       </w:pPr>
       <w:r>
+        <w:t xml:space="preserve">    &lt; ./sql/reset_contacts_python.sql</w:t>
+      </w:r>
+    </w:p>
+    <w:p>
+      <w:pPr>
+        <w:pStyle w:val="CommandBlock"/>
+        <w:keepNext/>
+      </w:pPr>
+      <w:r>
         <w:t>unset MYSQL_PWD</w:t>
       </w:r>
     </w:p>
@@ -27070,7 +28745,7 @@
         <w:keepNext/>
       </w:pPr>
       <w:r>
-        <w:t>The block's first lines delete every row of the practice table with the mysql client, and its last lines put the three contacts back with the reset file. Type list, then quit. End with quit; if you stop the program another way, run the Data Reset. The program must print the empty list shown in Listing Every Contact, with no Error line, and the exit code must be 0.</w:t>
+        <w:t>The block's first lines delete every row of contacts_python, the Python programs' practice table, with the mysql client, and its last lines put the three contacts back with its reset file. Type list, then quit. End with quit; if you stop the program another way, run the Data Reset. The program must print the empty list shown in Listing Every Contact, with no Error line, and the exit code must be 0.</w:t>
       </w:r>
     </w:p>
     <w:p>
@@ -27111,7 +28786,7 @@
         <w:keepNext/>
       </w:pPr>
       <w:r>
-        <w:t xml:space="preserve">    -e "DELETE FROM contacts"</w:t>
+        <w:t xml:space="preserve">    -e "DELETE FROM contacts_python"</w:t>
       </w:r>
     </w:p>
     <w:p>
@@ -27165,7 +28840,7 @@
         <w:keepNext/>
       </w:pPr>
       <w:r>
-        <w:t xml:space="preserve">    -e "source ./sql/reset_contacts.sql"</w:t>
+        <w:t xml:space="preserve">    -e "source ./sql/reset_contacts_python.sql"</w:t>
       </w:r>
     </w:p>
     <w:p>
@@ -27213,7 +28888,7 @@
         <w:keepNext/>
       </w:pPr>
       <w:r>
-        <w:t xml:space="preserve">    -e "DELETE FROM contacts"</w:t>
+        <w:t xml:space="preserve">    -e "DELETE FROM contacts_python"</w:t>
       </w:r>
     </w:p>
     <w:p>
@@ -27258,12 +28933,21 @@
         <w:keepNext/>
       </w:pPr>
       <w:r>
-        <w:t>mysql -u devuser -h 127.0.0.1 -P 3306 -D spa_contacts &lt; ./sql/reset_contacts.sql</w:t>
+        <w:t>mysql -u devuser -h 127.0.0.1 -P 3306 -D spa_contacts \</w:t>
       </w:r>
     </w:p>
     <w:p>
       <w:pPr>
         <w:pStyle w:val="CommandBlock"/>
+        <w:keepNext/>
+      </w:pPr>
+      <w:r>
+        <w:t xml:space="preserve">    &lt; ./sql/reset_contacts_python.sql</w:t>
+      </w:r>
+    </w:p>
+    <w:p>
+      <w:pPr>
+        <w:pStyle w:val="CommandBlock"/>
       </w:pPr>
       <w:r>
         <w:t>unset MYSQL_PWD</w:t>
@@ -27581,7 +29265,7 @@
         <w:pStyle w:val="SourceCode"/>
       </w:pPr>
       <w:r>
-        <w:t xml:space="preserve">    "SELECT id, name, email, phone FROM contacts WHERE id = ?";</w:t>
+        <w:t xml:space="preserve">    "SELECT id, name, email, phone FROM contacts_typescript WHERE id = ?";</w:t>
       </w:r>
     </w:p>
     <w:p>
@@ -27597,7 +29281,7 @@
         <w:pStyle w:val="SourceCode"/>
       </w:pPr>
       <w:r>
-        <w:t xml:space="preserve">    "SELECT id, name, email, phone FROM contacts ORDER BY name, id";</w:t>
+        <w:t xml:space="preserve">    "SELECT id, name, email, phone FROM contacts_typescript ORDER BY name, id";</w:t>
       </w:r>
     </w:p>
     <w:p>
@@ -28913,7 +30597,7 @@
         <w:keepNext/>
       </w:pPr>
       <w:r>
-        <w:t>Run the block from the lesson-5.2 folder, in a terminal that has SPA_DB_PASSWORD. Its first lines run the Data Reset's file again, so the table holds exactly the three known contacts; the program then waits for your commands. npm prints the name of each script it runs before the program's output.</w:t>
+        <w:t>Run the block from the lesson-5.2 folder, in a terminal that has SPA_DB_PASSWORD. Its first lines run contacts_typescript's reset file again, so the TypeScript programs' table holds exactly the three known contacts; the program then waits for your commands. npm prints the name of each script it runs before the program's output.</w:t>
       </w:r>
     </w:p>
     <w:p>
@@ -28954,7 +30638,7 @@
         <w:keepNext/>
       </w:pPr>
       <w:r>
-        <w:t xml:space="preserve">    -e "source ./sql/reset_contacts.sql"</w:t>
+        <w:t xml:space="preserve">    -e "source ./sql/reset_contacts_typescript.sql"</w:t>
       </w:r>
     </w:p>
     <w:p>
@@ -29029,7 +30713,7 @@
         <w:keepNext/>
       </w:pPr>
       <w:r>
-        <w:t>mysql -u devuser -h 127.0.0.1 -P 3306 -D spa_contacts &lt; ./sql/reset_contacts.sql</w:t>
+        <w:t>mysql -u devuser -h 127.0.0.1 -P 3306 -D spa_contacts \</w:t>
       </w:r>
     </w:p>
     <w:p>
@@ -29038,6 +30722,15 @@
         <w:keepNext/>
       </w:pPr>
       <w:r>
+        <w:t xml:space="preserve">    &lt; ./sql/reset_contacts_typescript.sql</w:t>
+      </w:r>
+    </w:p>
+    <w:p>
+      <w:pPr>
+        <w:pStyle w:val="CommandBlock"/>
+        <w:keepNext/>
+      </w:pPr>
+      <w:r>
         <w:t>unset MYSQL_PWD</w:t>
       </w:r>
     </w:p>
@@ -29307,7 +31000,7 @@
         <w:pStyle w:val="SourceCode"/>
       </w:pPr>
       <w:r>
-        <w:t xml:space="preserve">    "SELECT id, name, email, phone FROM contacts WHERE id = ?";</w:t>
+        <w:t xml:space="preserve">    "SELECT id, name, email, phone FROM contacts_typescript WHERE id = ?";</w:t>
       </w:r>
     </w:p>
     <w:p>
@@ -29339,7 +31032,7 @@
         <w:pStyle w:val="SourceCode"/>
       </w:pPr>
       <w:r>
-        <w:t xml:space="preserve">    "SELECT id, name, email, phone FROM contacts ORDER BY name, id";</w:t>
+        <w:t xml:space="preserve">    "SELECT id, name, email, phone FROM contacts_typescript ORDER BY name, id";</w:t>
       </w:r>
     </w:p>
     <w:p>
@@ -31310,7 +33003,7 @@
         <w:keepNext/>
       </w:pPr>
       <w:r>
-        <w:t>The block resets the table, builds the program, and runs it; type the commands of the Required Clean-Run Output. npm prints the name of each script it runs before the program's output.</w:t>
+        <w:t>The block resets contacts_typescript, builds the program, and runs it; type the commands of the Required Clean-Run Output. npm prints the name of each script it runs before the program's output.</w:t>
       </w:r>
     </w:p>
     <w:p>
@@ -31351,7 +33044,7 @@
         <w:keepNext/>
       </w:pPr>
       <w:r>
-        <w:t xml:space="preserve">    -e "source ./sql/reset_contacts.sql"</w:t>
+        <w:t xml:space="preserve">    -e "source ./sql/reset_contacts_typescript.sql"</w:t>
       </w:r>
     </w:p>
     <w:p>
@@ -31426,7 +33119,7 @@
         <w:keepNext/>
       </w:pPr>
       <w:r>
-        <w:t>mysql -u devuser -h 127.0.0.1 -P 3306 -D spa_contacts &lt; ./sql/reset_contacts.sql</w:t>
+        <w:t>mysql -u devuser -h 127.0.0.1 -P 3306 -D spa_contacts \</w:t>
       </w:r>
     </w:p>
     <w:p>
@@ -31435,6 +33128,15 @@
         <w:keepNext/>
       </w:pPr>
       <w:r>
+        <w:t xml:space="preserve">    &lt; ./sql/reset_contacts_typescript.sql</w:t>
+      </w:r>
+    </w:p>
+    <w:p>
+      <w:pPr>
+        <w:pStyle w:val="CommandBlock"/>
+        <w:keepNext/>
+      </w:pPr>
+      <w:r>
         <w:t>unset MYSQL_PWD</w:t>
       </w:r>
     </w:p>
@@ -31530,7 +33232,7 @@
         <w:keepNext/>
       </w:pPr>
       <w:r>
-        <w:t>The block's first lines delete every row of the practice table with the mysql client, and its last lines put the three contacts back with the reset file. Type list, then quit. End with quit; if you stop the program another way, run the Data Reset. The program must print the empty list shown in Listing Every Contact, with no Error line, and the exit code must be 0.</w:t>
+        <w:t>The block's first lines delete every row of contacts_typescript, the TypeScript programs' practice table, with the mysql client, and its last lines put the three contacts back with its reset file. Type list, then quit. End with quit; if you stop the program another way, run the Data Reset. The program must print the empty list shown in Listing Every Contact, with no Error line, and the exit code must be 0.</w:t>
       </w:r>
     </w:p>
     <w:p>
@@ -31571,7 +33273,7 @@
         <w:keepNext/>
       </w:pPr>
       <w:r>
-        <w:t xml:space="preserve">    -e "DELETE FROM contacts"</w:t>
+        <w:t xml:space="preserve">    -e "DELETE FROM contacts_typescript"</w:t>
       </w:r>
     </w:p>
     <w:p>
@@ -31625,7 +33327,7 @@
         <w:keepNext/>
       </w:pPr>
       <w:r>
-        <w:t xml:space="preserve">    -e "source ./sql/reset_contacts.sql"</w:t>
+        <w:t xml:space="preserve">    -e "source ./sql/reset_contacts_typescript.sql"</w:t>
       </w:r>
     </w:p>
     <w:p>
@@ -31673,7 +33375,7 @@
         <w:keepNext/>
       </w:pPr>
       <w:r>
-        <w:t xml:space="preserve">    -e "DELETE FROM contacts"</w:t>
+        <w:t xml:space="preserve">    -e "DELETE FROM contacts_typescript"</w:t>
       </w:r>
     </w:p>
     <w:p>
@@ -31718,12 +33420,21 @@
         <w:keepNext/>
       </w:pPr>
       <w:r>
-        <w:t>mysql -u devuser -h 127.0.0.1 -P 3306 -D spa_contacts &lt; ./sql/reset_contacts.sql</w:t>
+        <w:t>mysql -u devuser -h 127.0.0.1 -P 3306 -D spa_contacts \</w:t>
       </w:r>
     </w:p>
     <w:p>
       <w:pPr>
         <w:pStyle w:val="CommandBlock"/>
+        <w:keepNext/>
+      </w:pPr>
+      <w:r>
+        <w:t xml:space="preserve">    &lt; ./sql/reset_contacts_typescript.sql</w:t>
+      </w:r>
+    </w:p>
+    <w:p>
+      <w:pPr>
+        <w:pStyle w:val="CommandBlock"/>
       </w:pPr>
       <w:r>
         <w:t>unset MYSQL_PWD</w:t>
@@ -32316,7 +34027,7 @@
         <w:pStyle w:val="ListBullet"/>
       </w:pPr>
       <w:r>
-        <w:t>Run every Build and Run block whole, from the lesson-5.2 folder, in a terminal that has SPA_DB_PASSWORD, so the reset runs before each program.</w:t>
+        <w:t>Run every Build and Run block whole, from the lesson-5.2 folder, in a terminal that has SPA_DB_PASSWORD, so the language's reset runs before each program.</w:t>
       </w:r>
     </w:p>
     <w:p>
@@ -32340,7 +34051,7 @@
         <w:pStyle w:val="ListBullet"/>
       </w:pPr>
       <w:r>
-        <w:t>Every Empty Table Run prints Contacts: 0 with no Error line, ends with exit code 0, and leaves the three contacts back in the table.</w:t>
+        <w:t>Every Empty Table Run prints Contacts: 0 with no Error line, ends with exit code 0, and leaves the three contacts back in its language's table.</w:t>
       </w:r>
     </w:p>
     <w:p>
@@ -32413,6 +34124,24 @@
         <w:keepNext/>
       </w:pPr>
       <w:r>
+        <w:t>Tables: contacts_c, contacts_cpp, contacts_csharp, contacts_go,</w:t>
+      </w:r>
+    </w:p>
+    <w:p>
+      <w:pPr>
+        <w:pStyle w:val="RequiredOutput"/>
+        <w:keepNext/>
+      </w:pPr>
+      <w:r>
+        <w:t xml:space="preserve">  contacts_python, contacts_typescript (one per language)</w:t>
+      </w:r>
+    </w:p>
+    <w:p>
+      <w:pPr>
+        <w:pStyle w:val="RequiredOutput"/>
+        <w:keepNext/>
+      </w:pPr>
+      <w:r>
         <w:t>Known rows: 1 Ada Lovelace, ada@example.com, 555-0100;</w:t>
       </w:r>
     </w:p>
@@ -32878,7 +34607,7 @@
         <w:pStyle w:val="ListBullet"/>
       </w:pPr>
       <w:r>
-        <w:t>Running DELETE FROM contacts on anything but practice data. It removes every row, and there is no undo; the Empty Table Run does it only on purpose, and puts the rows back.</w:t>
+        <w:t>Running DELETE FROM contacts_c, or your language's table, on anything but practice data. It removes every row, and there is no undo; the Empty Table Run does it only on purpose, and puts the rows back.</w:t>
       </w:r>
     </w:p>
     <w:p>
@@ -33213,7 +34942,7 @@
         <w:pStyle w:val="ListBullet"/>
       </w:pPr>
       <w:r>
-        <w:t>In the contacts module, add a second query, SELECT id, name, email, phone FROM contacts WHERE email = ? (C# @email, Python %s), and get_contact_by_email (getContactByEmail, GetContactByEmail), a copy of get_contact that sends the email as a text parameter instead of the id.</w:t>
+        <w:t>In the contacts module, add a second query, SELECT id, name, email, phone FROM contacts_c WHERE email = ? (C# @email, Python %s), with your language's table, and get_contact_by_email (getContactByEmail, GetContactByEmail), a copy of get_contact that sends the email as a text parameter instead of the id.</w:t>
       </w:r>
     </w:p>
     <w:p>
@@ -33245,10 +34974,10 @@
         <w:pStyle w:val="ListBullet2"/>
       </w:pPr>
       <w:r>
-        <w:t>C: In contacts.c, below SELECT_CONTACTS, add #define SELECT_BY_EMAIL "SELECT id, name, email, phone FROM contacts WHERE email = ?". At the end of the file, write int get_contact_by_email(MYSQL *connection, char *email, struct Contact *contact) as a copy of get_contact whose parameter is text: buffer_type MYSQL_TYPE_STRING, buffer email, and buffer_length strlen(email), as Lesson 4.9's search value was bound. Then write void show_contact_by_email(MYSQL *connection, const char *raw_email): it copies raw_email</w:t>
-      </w:r>
-      <w:r>
-        <w:t xml:space="preserve"> into char copied[512] with snprintf, trims it with trim_text, prints Error: email is required for an empty email, and otherwise works like show_contact, with Error: no contact with email and the email. Declare both in contacts.h. In main.c, write run_email before main: a char email[512] that starts empty, read_answer("Email: ", ...) tested as run_show tests it, then show_contact_by_email; add its branch after list's.</w:t>
+        <w:t>C: In contacts.c, below SELECT_CONTACTS, add #define SELECT_BY_EMAIL "SELECT id, name, email, phone FROM contacts_c WHERE email = ?". At the end of the file, write int get_contact_by_email(MYSQL *connection, char *email, struct Contact *contact) as a copy of get_contact whose parameter is text: buffer_type MYSQL_TYPE_STRING, buffer email, and buffer_length strlen(email), as Lesson 4.9's search value was bound. Then write void show_contact_by_email(MYSQL *connection, const char *raw_email): it copies raw_ema</w:t>
+      </w:r>
+      <w:r>
+        <w:t>il into char copied[512] with snprintf, trims it with trim_text, prints Error: email is required for an empty email, and otherwise works like show_contact, with Error: no contact with email and the email. Declare both in contacts.h. In main.c, write run_email before main: a char email[512] that starts empty, read_answer("Email: ", ...) tested as run_show tests it, then show_contact_by_email; add its branch after list's.</w:t>
       </w:r>
     </w:p>
     <w:p>
@@ -33256,10 +34985,10 @@
         <w:pStyle w:val="ListBullet2"/>
       </w:pPr>
       <w:r>
-        <w:t xml:space="preserve">C++: In contacts.cpp, below SELECT_CONTACTS, add const std::string SELECT_BY_EMAIL = "SELECT id, name, email, phone FROM contacts WHERE email = ?";. At the end of the file, write bool getContactByEmail(sql::Connection &amp;connection, const std::string &amp;email, Contact &amp;contact) as a copy of getContact that fills the placeholder with setString(1, email). Then write void showContactByEmail(sql::Connection &amp;connection, const std::string &amp;rawEmail): it trims the email with trimText, prints Error: email is required </w:t>
-      </w:r>
-      <w:r>
-        <w:t>for an empty one, and otherwise works like showContact, with Error: no contact with email and the email. Declare both in contacts.h. In main.cpp, write runEmail before main, which asks Email: and calls showContactByEmail, and add its branch after list's.</w:t>
+        <w:t>C++: In contacts.cpp, below SELECT_CONTACTS, add const std::string SELECT_BY_EMAIL = "SELECT id, name, email, phone FROM contacts_cpp WHERE email = ?";. At the end of the file, write bool getContactByEmail(sql::Connection &amp;connection, const std::string &amp;email, Contact &amp;contact) as a copy of getContact that fills the placeholder with setString(1, email). Then write void showContactByEmail(sql::Connection &amp;connection, const std::string &amp;rawEmail): it trims the email with trimText, prints Error: email is requi</w:t>
+      </w:r>
+      <w:r>
+        <w:t>red for an empty one, and otherwise works like showContact, with Error: no contact with email and the email. Declare both in contacts.h. In main.cpp, write runEmail before main, which asks Email: and calls showContactByEmail, and add its branch after list's.</w:t>
       </w:r>
     </w:p>
     <w:p>
@@ -33267,10 +34996,10 @@
         <w:pStyle w:val="ListBullet2"/>
       </w:pPr>
       <w:r>
-        <w:t>C#: In Contacts.cs, below SelectContactsSql, add private const string SelectByEmailSql = "SELECT id, name, email, phone FROM contacts WHERE email = @email";. At the end of ContactsModule, write public static Contact? GetContactByEmail(MySqlConnection connection, string email) as a copy of GetContact that gives @email its value. Then write public static void ShowContactByEmail(MySqlConnection connection, string rawEmail): it trims the email with Trim, prints Error: email is required for an empty one, and oth</w:t>
-      </w:r>
-      <w:r>
-        <w:t>erwise works like ShowContact, with Error: no contact with email and the email. In Program.cs, write RunEmail before Main, which asks Email: and calls ContactsModule.ShowContactByEmail, and add its branch after list's.</w:t>
+        <w:t xml:space="preserve">C#: In Contacts.cs, below SelectContactsSql, add private const string SelectByEmailSql = "SELECT id, name, email, phone FROM contacts_csharp WHERE email = @email";. At the end of ContactsModule, write public static Contact? GetContactByEmail(MySqlConnection connection, string email) as a copy of GetContact that gives @email its value. Then write public static void ShowContactByEmail(MySqlConnection connection, string rawEmail): it trims the email with Trim, prints Error: email is required for an empty one, </w:t>
+      </w:r>
+      <w:r>
+        <w:t>and otherwise works like ShowContact, with Error: no contact with email and the email. In Program.cs, write RunEmail before Main, which asks Email: and calls ContactsModule.ShowContactByEmail, and add its branch after list's.</w:t>
       </w:r>
     </w:p>
     <w:p>
@@ -33278,10 +35007,10 @@
         <w:pStyle w:val="ListBullet2"/>
       </w:pPr>
       <w:r>
-        <w:t xml:space="preserve">Go: In contacts.go, below selectContactsSQL, add const selectByEmailSQL = "SELECT id, name, email, phone FROM contacts " + "WHERE email = ?". At the end of the file, write func GetContactByEmail(database *sql.DB, email string) (Contact, bool, error) as a copy of GetContact that passes email to QueryRow. Then write func ShowContactByEmail(database *sql.DB, rawEmail string): it trims the email with strings.TrimSpace, prints Error: email is required for an empty one, and otherwise works like ShowContact, with </w:t>
-      </w:r>
-      <w:r>
-        <w:t>Error: no contact with email and the email. In main.go, write runEmail before run, which asks Email: and calls contacts.ShowContactByEmail, and add its branch after list's.</w:t>
+        <w:t>Go: In contacts.go, below selectContactsSQL, add const selectByEmailSQL = "SELECT id, name, email, phone FROM contacts_go " + "WHERE email = ?". At the end of the file, write func GetContactByEmail(database *sql.DB, email string) (Contact, bool, error) as a copy of GetContact that passes email to QueryRow. Then write func ShowContactByEmail(database *sql.DB, rawEmail string): it trims the email with strings.TrimSpace, prints Error: email is required for an empty one, and otherwise works like ShowContact, wi</w:t>
+      </w:r>
+      <w:r>
+        <w:t>th Error: no contact with email and the email. In main.go, write runEmail before run, which asks Email: and calls contacts.ShowContactByEmail, and add its branch after list's.</w:t>
       </w:r>
     </w:p>
     <w:p>
@@ -33289,10 +35018,10 @@
         <w:pStyle w:val="ListBullet2"/>
       </w:pPr>
       <w:r>
-        <w:t xml:space="preserve">Python: In contacts.py, below SELECT_CONTACTS, add SELECT_BY_EMAIL = "SELECT id, name, email, phone FROM contacts WHERE email = %s". At the end of the file, write get_contact_by_email(connection, email: str) -&gt; Contact | None as a copy of get_contact that executes with (email,). Then write show_contact_by_email(connection, raw_email: str) -&gt; None: it strips the email, prints Error: email is required for an empty one, and otherwise works like show_contact, with Error: no contact with email and the email. In </w:t>
-      </w:r>
-      <w:r>
-        <w:t>main.py, write run_email before main, which asks Email: and calls contacts.show_contact_by_email, and add its branch after list's.</w:t>
+        <w:t>Python: In contacts.py, below SELECT_CONTACTS, add SELECT_BY_EMAIL = "SELECT id, name, email, phone FROM contacts_python WHERE email = %s". At the end of the file, write get_contact_by_email(connection, email: str) -&gt; Contact | None as a copy of get_contact that executes with (email,). Then write show_contact_by_email(connection, raw_email: str) -&gt; None: it strips the email, prints Error: email is required for an empty one, and otherwise works like show_contact, with Error: no contact with email and the ema</w:t>
+      </w:r>
+      <w:r>
+        <w:t>il. In main.py, write run_email before main, which asks Email: and calls contacts.show_contact_by_email, and add its branch after list's.</w:t>
       </w:r>
     </w:p>
     <w:p>
@@ -33300,10 +35029,10 @@
         <w:pStyle w:val="ListBullet2"/>
       </w:pPr>
       <w:r>
-        <w:t xml:space="preserve">TypeScript: In contacts.ts, below SELECT_CONTACTS, add const SELECT_BY_EMAIL: string = "SELECT id, name, email, phone FROM contacts WHERE email = ?";. At the end of the file, write export async function getContactByEmail(connection: Connection, email: string): Promise&lt;Contact | null&gt; as a copy of getContact that executes with [email]. Then write export async function showContactByEmail(connection: Connection, rawEmail: string): Promise&lt;void&gt;: it trims the email, prints Error: email is required for an empty </w:t>
-      </w:r>
-      <w:r>
-        <w:t>one, and otherwise works like showContact, with Error: no contact with email and the email. In main.ts, write runEmail before main: it asks Email:, prints the ended-input Error line when the answer is undefined, as runShow does, and otherwise awaits contacts.showContactByEmail; add its branch after list's.</w:t>
+        <w:t>TypeScript: In contacts.ts, below SELECT_CONTACTS, add const SELECT_BY_EMAIL: string = "SELECT id, name, email, phone FROM contacts_typescript WHERE email = ?";. At the end of the file, write export async function getContactByEmail(connection: Connection, email: string): Promise&lt;Contact | null&gt; as a copy of getContact that executes with [email]. Then write export async function showContactByEmail(connection: Connection, rawEmail: string): Promise&lt;void&gt;: it trims the email, prints Error: email is required fo</w:t>
+      </w:r>
+      <w:r>
+        <w:t>r an empty one, and otherwise works like showContact, with Error: no contact with email and the email. In main.ts, write runEmail before main: it asks Email:, prints the ended-input Error line when the answer is undefined, as runShow does, and otherwise awaits contacts.showContactByEmail; add its branch after list's.</w:t>
       </w:r>
     </w:p>
     <w:p>
@@ -33992,31 +35721,31 @@
       </w:rPr>
     </w:lvl>
   </w:abstractNum>
-  <w:num w:numId="1" w16cid:durableId="517550717">
+  <w:num w:numId="1" w16cid:durableId="104927284">
     <w:abstractNumId w:val="8"/>
   </w:num>
-  <w:num w:numId="2" w16cid:durableId="652949239">
+  <w:num w:numId="2" w16cid:durableId="1242057158">
     <w:abstractNumId w:val="6"/>
   </w:num>
-  <w:num w:numId="3" w16cid:durableId="1832791057">
+  <w:num w:numId="3" w16cid:durableId="1040934887">
     <w:abstractNumId w:val="5"/>
   </w:num>
-  <w:num w:numId="4" w16cid:durableId="1101607717">
+  <w:num w:numId="4" w16cid:durableId="137384714">
     <w:abstractNumId w:val="4"/>
   </w:num>
-  <w:num w:numId="5" w16cid:durableId="425150479">
+  <w:num w:numId="5" w16cid:durableId="1546602863">
     <w:abstractNumId w:val="7"/>
   </w:num>
-  <w:num w:numId="6" w16cid:durableId="1903251513">
+  <w:num w:numId="6" w16cid:durableId="1638023078">
     <w:abstractNumId w:val="3"/>
   </w:num>
-  <w:num w:numId="7" w16cid:durableId="794716293">
+  <w:num w:numId="7" w16cid:durableId="52429758">
     <w:abstractNumId w:val="2"/>
   </w:num>
-  <w:num w:numId="8" w16cid:durableId="2105223920">
+  <w:num w:numId="8" w16cid:durableId="645553088">
     <w:abstractNumId w:val="1"/>
   </w:num>
-  <w:num w:numId="9" w16cid:durableId="2129860078">
+  <w:num w:numId="9" w16cid:durableId="480849929">
     <w:abstractNumId w:val="0"/>
   </w:num>
 </w:numbering>

--- a/Volume 1/Chapter 05 - CRUD Applications/SPA_Vol1_Ch5_Lesson5_2_Read_Records.docx
+++ b/Volume 1/Chapter 05 - CRUD Applications/SPA_Vol1_Ch5_Lesson5_2_Read_Records.docx
@@ -1015,6 +1015,7 @@
         <w:pStyle w:val="CommandBlock"/>
       </w:pPr>
       <w:r>
+        <w:lastRenderedPageBreak/>
         <w:t xml:space="preserve">  cpp/main.cpp</w:t>
       </w:r>
     </w:p>
@@ -4696,23 +4697,23 @@
         <w:pStyle w:val="SourceCode"/>
       </w:pPr>
       <w:r>
-        <w:t>// Remember, read_answer (Lesson 5.1) copies the typed line into answer,</w:t>
-      </w:r>
-    </w:p>
-    <w:p>
-      <w:pPr>
-        <w:pStyle w:val="SourceCode"/>
-      </w:pPr>
-      <w:r>
-        <w:t>// without its \n, and returns true when a line was read or false when</w:t>
-      </w:r>
-    </w:p>
-    <w:p>
-      <w:pPr>
-        <w:pStyle w:val="SourceCode"/>
-      </w:pPr>
-      <w:r>
-        <w:t>// the input had ended; then answer stays empty.</w:t>
+        <w:t>// Remember, read_answer (Lesson 5.1) fills answer without its \n and</w:t>
+      </w:r>
+    </w:p>
+    <w:p>
+      <w:pPr>
+        <w:pStyle w:val="SourceCode"/>
+      </w:pPr>
+      <w:r>
+        <w:t>// returns true, or false when the input had ended; fgetc drops the rest</w:t>
+      </w:r>
+    </w:p>
+    <w:p>
+      <w:pPr>
+        <w:pStyle w:val="SourceCode"/>
+      </w:pPr>
+      <w:r>
+        <w:t>// of a line longer than the array, so it never becomes the next answer.</w:t>
       </w:r>
     </w:p>
     <w:p>
@@ -7860,23 +7861,23 @@
         <w:pStyle w:val="SourceCode"/>
       </w:pPr>
       <w:r>
-        <w:t>// Remember, contact_from_row (Lesson 4.6) maps one row (id, name, email,</w:t>
-      </w:r>
-    </w:p>
-    <w:p>
-      <w:pPr>
-        <w:pStyle w:val="SourceCode"/>
-      </w:pPr>
-      <w:r>
-        <w:t>// phone) into a Contact; a NULL phone arrives as a NULL pointer, so</w:t>
-      </w:r>
-    </w:p>
-    <w:p>
-      <w:pPr>
-        <w:pStyle w:val="SourceCode"/>
-      </w:pPr>
-      <w:r>
-        <w:t>// has_phone stays false.</w:t>
+        <w:t>// Remember, contact_from_row (Lesson 4.6) copies a row into a Contact</w:t>
+      </w:r>
+    </w:p>
+    <w:p>
+      <w:pPr>
+        <w:pStyle w:val="SourceCode"/>
+      </w:pPr>
+      <w:r>
+        <w:t>// before mysql_free_result frees it: atoi turns the id's text into an</w:t>
+      </w:r>
+    </w:p>
+    <w:p>
+      <w:pPr>
+        <w:pStyle w:val="SourceCode"/>
+      </w:pPr>
+      <w:r>
+        <w:t>// int, and a NULL phone is a NULL pointer, so has_phone stays false.</w:t>
       </w:r>
     </w:p>
     <w:p>
@@ -9000,23 +9001,23 @@
         <w:pStyle w:val="SourceCode"/>
       </w:pPr>
       <w:r>
-        <w:t>// Remember, read_answer (Lesson 5.1) copies the typed line into answer,</w:t>
-      </w:r>
-    </w:p>
-    <w:p>
-      <w:pPr>
-        <w:pStyle w:val="SourceCode"/>
-      </w:pPr>
-      <w:r>
-        <w:t>// without its \n, and returns true when a line was read or false when</w:t>
-      </w:r>
-    </w:p>
-    <w:p>
-      <w:pPr>
-        <w:pStyle w:val="SourceCode"/>
-      </w:pPr>
-      <w:r>
-        <w:t>// the input had ended; then answer stays empty.</w:t>
+        <w:t>// Remember, read_answer (Lesson 5.1) fills answer without its \n and</w:t>
+      </w:r>
+    </w:p>
+    <w:p>
+      <w:pPr>
+        <w:pStyle w:val="SourceCode"/>
+      </w:pPr>
+      <w:r>
+        <w:t>// returns true, or false when the input had ended; fgetc drops the rest</w:t>
+      </w:r>
+    </w:p>
+    <w:p>
+      <w:pPr>
+        <w:pStyle w:val="SourceCode"/>
+      </w:pPr>
+      <w:r>
+        <w:t>// of a line longer than the array, so it never becomes the next answer.</w:t>
       </w:r>
     </w:p>
     <w:p>
@@ -15432,15 +15433,15 @@
         <w:pStyle w:val="SourceCode"/>
       </w:pPr>
       <w:r>
-        <w:t xml:space="preserve">    // (Lesson 4.10). Remember, @id is a placeholder: the id travels as a</w:t>
-      </w:r>
-    </w:p>
-    <w:p>
-      <w:pPr>
-        <w:pStyle w:val="SourceCode"/>
-      </w:pPr>
-      <w:r>
-        <w:t xml:space="preserve">    // parameter (Lesson 4.5).</w:t>
+        <w:t xml:space="preserve">    // (Lesson 4.10). Remember, @id is a placeholder: the connector fills in</w:t>
+      </w:r>
+    </w:p>
+    <w:p>
+      <w:pPr>
+        <w:pStyle w:val="SourceCode"/>
+      </w:pPr>
+      <w:r>
+        <w:t xml:space="preserve">    // the id safely, writing it into the SQL text (Lesson 4.5).</w:t>
       </w:r>
     </w:p>
     <w:p>
@@ -17548,15 +17549,15 @@
         <w:pStyle w:val="SourceCode"/>
       </w:pPr>
       <w:r>
-        <w:t xml:space="preserve">    // Remember, @id is a placeholder: the id travels as a parameter</w:t>
-      </w:r>
-    </w:p>
-    <w:p>
-      <w:pPr>
-        <w:pStyle w:val="SourceCode"/>
-      </w:pPr>
-      <w:r>
-        <w:t xml:space="preserve">    // (Lesson 4.5).</w:t>
+        <w:t xml:space="preserve">    // Remember, @id is a placeholder: the connector fills in the id safely,</w:t>
+      </w:r>
+    </w:p>
+    <w:p>
+      <w:pPr>
+        <w:pStyle w:val="SourceCode"/>
+      </w:pPr>
+      <w:r>
+        <w:t xml:space="preserve">    // writing it into the SQL text (Lesson 4.5).</w:t>
       </w:r>
     </w:p>
     <w:p>
@@ -25303,15 +25304,15 @@
         <w:pStyle w:val="SourceCode"/>
       </w:pPr>
       <w:r>
-        <w:t># 4.10). Remember, %s is a placeholder: the id travels as a parameter</w:t>
-      </w:r>
-    </w:p>
-    <w:p>
-      <w:pPr>
-        <w:pStyle w:val="SourceCode"/>
-      </w:pPr>
-      <w:r>
-        <w:t># (Lesson 4.5).</w:t>
+        <w:t># 4.10). Remember, %s is a placeholder: the connector fills in the id</w:t>
+      </w:r>
+    </w:p>
+    <w:p>
+      <w:pPr>
+        <w:pStyle w:val="SourceCode"/>
+      </w:pPr>
+      <w:r>
+        <w:t># safely, writing it into the SQL text (Lesson 4.5).</w:t>
       </w:r>
     </w:p>
     <w:p>
@@ -26846,23 +26847,23 @@
         <w:pStyle w:val="SourceCode"/>
       </w:pPr>
       <w:r>
-        <w:t># id (Lesson 4.10). Remember, each %s is a placeholder for a value sent</w:t>
-      </w:r>
-    </w:p>
-    <w:p>
-      <w:pPr>
-        <w:pStyle w:val="SourceCode"/>
-      </w:pPr>
-      <w:r>
-        <w:t># apart from the SQL (Lesson 4.5), and side-by-side literals join into</w:t>
-      </w:r>
-    </w:p>
-    <w:p>
-      <w:pPr>
-        <w:pStyle w:val="SourceCode"/>
-      </w:pPr>
-      <w:r>
-        <w:t># one text (Lesson 4.4).</w:t>
+        <w:t># id (Lesson 4.10). Remember, each %s is a placeholder: the connector</w:t>
+      </w:r>
+    </w:p>
+    <w:p>
+      <w:pPr>
+        <w:pStyle w:val="SourceCode"/>
+      </w:pPr>
+      <w:r>
+        <w:t># fills in each value safely, writing it into the SQL text (Lesson 4.5),</w:t>
+      </w:r>
+    </w:p>
+    <w:p>
+      <w:pPr>
+        <w:pStyle w:val="SourceCode"/>
+      </w:pPr>
+      <w:r>
+        <w:t># and side-by-side literals join into one text (Lesson 4.4).</w:t>
       </w:r>
     </w:p>
     <w:p>
@@ -27124,23 +27125,23 @@
         <w:pStyle w:val="SourceCode"/>
       </w:pPr>
       <w:r>
-        <w:t># Remember, user_message turns a number into words, and a number it does</w:t>
-      </w:r>
-    </w:p>
-    <w:p>
-      <w:pPr>
-        <w:pStyle w:val="SourceCode"/>
-      </w:pPr>
-      <w:r>
-        <w:t># not expect keeps the server's message (Lesson 4.14). Chapter 5 has no</w:t>
-      </w:r>
-    </w:p>
-    <w:p>
-      <w:pPr>
-        <w:pStyle w:val="SourceCode"/>
-      </w:pPr>
-      <w:r>
-        <w:t># groups, so 4.14's 1452 is not listed.</w:t>
+        <w:t># Remember, user_message turns a number into words: match tries each case</w:t>
+      </w:r>
+    </w:p>
+    <w:p>
+      <w:pPr>
+        <w:pStyle w:val="SourceCode"/>
+      </w:pPr>
+      <w:r>
+        <w:t># in turn, and case _ keeps the server's message for any other number</w:t>
+      </w:r>
+    </w:p>
+    <w:p>
+      <w:pPr>
+        <w:pStyle w:val="SourceCode"/>
+      </w:pPr>
+      <w:r>
+        <w:t># (Lesson 4.14). Chapter 5 has no groups, so 4.14's 1452 is not listed.</w:t>
       </w:r>
     </w:p>
     <w:p>
@@ -34559,7 +34560,7 @@
         <w:pStyle w:val="ListBullet"/>
       </w:pPr>
       <w:r>
-        <w:t>Sending the typed id as text and letting the server decide. A parameter keeps the text out of the SQL, but the server turns '2abc' into 2 and shows Grace Hopper. Check the id with parse_id first.</w:t>
+        <w:t>Sending the typed id as text and letting the server decide. A parameter stops the text from becoming SQL, but the server turns '2abc' into 2 and shows Grace Hopper. Check the id with parse_id first.</w:t>
       </w:r>
     </w:p>
     <w:p>
@@ -35721,31 +35722,31 @@
       </w:rPr>
     </w:lvl>
   </w:abstractNum>
-  <w:num w:numId="1" w16cid:durableId="104927284">
+  <w:num w:numId="1" w16cid:durableId="1156455082">
     <w:abstractNumId w:val="8"/>
   </w:num>
-  <w:num w:numId="2" w16cid:durableId="1242057158">
+  <w:num w:numId="2" w16cid:durableId="712311574">
     <w:abstractNumId w:val="6"/>
   </w:num>
-  <w:num w:numId="3" w16cid:durableId="1040934887">
+  <w:num w:numId="3" w16cid:durableId="1346129507">
     <w:abstractNumId w:val="5"/>
   </w:num>
-  <w:num w:numId="4" w16cid:durableId="137384714">
+  <w:num w:numId="4" w16cid:durableId="336882546">
     <w:abstractNumId w:val="4"/>
   </w:num>
-  <w:num w:numId="5" w16cid:durableId="1546602863">
+  <w:num w:numId="5" w16cid:durableId="1210990471">
     <w:abstractNumId w:val="7"/>
   </w:num>
-  <w:num w:numId="6" w16cid:durableId="1638023078">
+  <w:num w:numId="6" w16cid:durableId="738862619">
     <w:abstractNumId w:val="3"/>
   </w:num>
-  <w:num w:numId="7" w16cid:durableId="52429758">
+  <w:num w:numId="7" w16cid:durableId="13725544">
     <w:abstractNumId w:val="2"/>
   </w:num>
-  <w:num w:numId="8" w16cid:durableId="645553088">
+  <w:num w:numId="8" w16cid:durableId="364792175">
     <w:abstractNumId w:val="1"/>
   </w:num>
-  <w:num w:numId="9" w16cid:durableId="480849929">
+  <w:num w:numId="9" w16cid:durableId="875431182">
     <w:abstractNumId w:val="0"/>
   </w:num>
 </w:numbering>
